--- a/scripts/word-templates/entrepreneur.docx
+++ b/scripts/word-templates/entrepreneur.docx
@@ -47,7 +47,7 @@
                 <wp:inline distT="0" distB="0" distL="0" distR="0">
                   <wp:extent cx="762000" cy="638175"/>
                   <wp:effectExtent t="0" r="0" b="0" l="0"/>
-                  <wp:docPr id="1" name=""/>
+                  <wp:docPr id="2" name=""/>
                   <wp:cNvGraphicFramePr>
                     <a:graphicFrameLocks xmlns:a="http://schemas.openxmlformats.org/drawingml/2006/main" noChangeAspect="1"/>
                   </wp:cNvGraphicFramePr>
@@ -144,12 +144,11 @@
               <w:bottom w:val="none" w:color="FFFFFF" w:sz="0"/>
               <w:right w:val="none" w:color="FFFFFF" w:sz="0"/>
             </w:tcBorders>
-            <w:shd w:fill="888888" w:color="auto" w:val="clear"/>
             <w:tcMar>
-              <w:top w:type="dxa" w:w="30"/>
-              <w:left w:type="dxa" w:w="60"/>
-              <w:bottom w:type="dxa" w:w="30"/>
-              <w:right w:type="dxa" w:w="60"/>
+              <w:top w:type="dxa" w:w="0"/>
+              <w:left w:type="dxa" w:w="0"/>
+              <w:bottom w:type="dxa" w:w="0"/>
+              <w:right w:type="dxa" w:w="0"/>
             </w:tcMar>
             <w:vAlign w:val="center"/>
           </w:tcPr>
@@ -159,13 +158,44 @@
               <w:jc w:val="center"/>
             </w:pPr>
             <w:r>
-              <w:rPr>
-                <w:rFonts w:ascii="Arial" w:eastAsia="Microsoft JhengHei" w:hAnsi="Arial"/>
-                <w:color w:val="DDDDDD"/>
-                <w:sz w:val="13"/>
-                <w:szCs w:val="13"/>
-              </w:rPr>
-              <w:t xml:space="preserve">Theme Image（可在 Word 貼上主題圖）</w:t>
+              <w:drawing>
+                <wp:inline distT="0" distB="0" distL="0" distR="0">
+                  <wp:extent cx="1371600" cy="1438275"/>
+                  <wp:effectExtent t="0" r="0" b="0" l="0"/>
+                  <wp:docPr id="1" name="主題圖片" descr="{{主題圖片}}" title="主題圖片"/>
+                  <wp:cNvGraphicFramePr>
+                    <a:graphicFrameLocks xmlns:a="http://schemas.openxmlformats.org/drawingml/2006/main" noChangeAspect="1"/>
+                  </wp:cNvGraphicFramePr>
+                  <a:graphic xmlns:a="http://schemas.openxmlformats.org/drawingml/2006/main">
+                    <a:graphicData uri="http://schemas.openxmlformats.org/drawingml/2006/picture">
+                      <pic:pic xmlns:pic="http://schemas.openxmlformats.org/drawingml/2006/picture">
+                        <pic:nvPicPr>
+                          <pic:cNvPr id="0" name="" descr=""/>
+                          <pic:cNvPicPr>
+                            <a:picLocks noChangeAspect="1" noChangeArrowheads="1"/>
+                          </pic:cNvPicPr>
+                        </pic:nvPicPr>
+                        <pic:blipFill>
+                          <a:blip r:embed="rId8" cstate="none"/>
+                          <a:srcRect/>
+                          <a:stretch>
+                            <a:fillRect/>
+                          </a:stretch>
+                        </pic:blipFill>
+                        <pic:spPr bwMode="auto">
+                          <a:xfrm>
+                            <a:off x="0" y="0"/>
+                            <a:ext cx="1371600" cy="1438275"/>
+                          </a:xfrm>
+                          <a:prstGeom prst="rect">
+                            <a:avLst/>
+                          </a:prstGeom>
+                        </pic:spPr>
+                      </pic:pic>
+                    </a:graphicData>
+                  </a:graphic>
+                </wp:inline>
+              </w:drawing>
             </w:r>
           </w:p>
         </w:tc>
@@ -323,7 +353,6 @@
               <w:bottom w:val="single" w:color="000000" w:sz="12"/>
               <w:right w:val="none" w:color="FFFFFF" w:sz="0"/>
             </w:tcBorders>
-            <w:shd w:fill="888888" w:color="auto" w:val="clear"/>
             <w:tcMar>
               <w:top w:type="dxa" w:w="30"/>
               <w:left w:type="dxa" w:w="60"/>
@@ -4767,7 +4796,7 @@
                 <wp:inline distT="0" distB="0" distL="0" distR="0">
                   <wp:extent cx="857250" cy="857250"/>
                   <wp:effectExtent t="0" r="0" b="0" l="0"/>
-                  <wp:docPr id="2" name=""/>
+                  <wp:docPr id="3" name=""/>
                   <wp:cNvGraphicFramePr>
                     <a:graphicFrameLocks xmlns:a="http://schemas.openxmlformats.org/drawingml/2006/main" noChangeAspect="1"/>
                   </wp:cNvGraphicFramePr>
@@ -4781,7 +4810,7 @@
                           </pic:cNvPicPr>
                         </pic:nvPicPr>
                         <pic:blipFill>
-                          <a:blip r:embed="rId8" cstate="none"/>
+                          <a:blip r:embed="rId9" cstate="none"/>
                           <a:srcRect/>
                           <a:stretch>
                             <a:fillRect/>
@@ -4829,7 +4858,7 @@
                 <wp:inline distT="0" distB="0" distL="0" distR="0">
                   <wp:extent cx="857250" cy="857250"/>
                   <wp:effectExtent t="0" r="0" b="0" l="0"/>
-                  <wp:docPr id="3" name=""/>
+                  <wp:docPr id="4" name=""/>
                   <wp:cNvGraphicFramePr>
                     <a:graphicFrameLocks xmlns:a="http://schemas.openxmlformats.org/drawingml/2006/main" noChangeAspect="1"/>
                   </wp:cNvGraphicFramePr>
@@ -4843,7 +4872,7 @@
                           </pic:cNvPicPr>
                         </pic:nvPicPr>
                         <pic:blipFill>
-                          <a:blip r:embed="rId9" cstate="none"/>
+                          <a:blip r:embed="rId10" cstate="none"/>
                           <a:srcRect/>
                           <a:stretch>
                             <a:fillRect/>

--- a/scripts/word-templates/entrepreneur.docx
+++ b/scripts/word-templates/entrepreneur.docx
@@ -108,7 +108,7 @@
             </w:pPr>
             <w:r>
               <w:rPr>
-                <w:rFonts w:ascii="Arial" w:eastAsia="Microsoft JhengHei" w:hAnsi="Arial"/>
+                <w:rFonts w:ascii="Arial" w:eastAsia="Noto Sans CJK TC" w:hAnsi="Arial"/>
                 <w:b/>
                 <w:bCs/>
                 <w:sz w:val="34"/>
@@ -124,7 +124,7 @@
             </w:pPr>
             <w:r>
               <w:rPr>
-                <w:rFonts w:ascii="Arial" w:eastAsia="Microsoft JhengHei" w:hAnsi="Arial"/>
+                <w:rFonts w:ascii="Arial" w:eastAsia="Noto Sans CJK TC" w:hAnsi="Arial"/>
                 <w:b/>
                 <w:bCs/>
                 <w:sz w:val="24"/>
@@ -224,7 +224,7 @@
             </w:pPr>
             <w:r>
               <w:rPr>
-                <w:rFonts w:ascii="Arial" w:eastAsia="Microsoft JhengHei" w:hAnsi="Arial"/>
+                <w:rFonts w:ascii="Arial" w:eastAsia="Noto Sans CJK TC" w:hAnsi="Arial"/>
                 <w:sz w:val="14"/>
                 <w:szCs w:val="14"/>
               </w:rPr>
@@ -237,7 +237,7 @@
             </w:pPr>
             <w:r>
               <w:rPr>
-                <w:rFonts w:ascii="Arial" w:eastAsia="Microsoft JhengHei" w:hAnsi="Arial"/>
+                <w:rFonts w:ascii="Arial" w:eastAsia="Noto Sans CJK TC" w:hAnsi="Arial"/>
                 <w:sz w:val="14"/>
                 <w:szCs w:val="14"/>
               </w:rPr>
@@ -250,7 +250,7 @@
             </w:pPr>
             <w:r>
               <w:rPr>
-                <w:rFonts w:ascii="Arial" w:eastAsia="Microsoft JhengHei" w:hAnsi="Arial"/>
+                <w:rFonts w:ascii="Arial" w:eastAsia="Noto Sans CJK TC" w:hAnsi="Arial"/>
                 <w:sz w:val="14"/>
                 <w:szCs w:val="14"/>
               </w:rPr>
@@ -263,7 +263,7 @@
             </w:pPr>
             <w:r>
               <w:rPr>
-                <w:rFonts w:ascii="Arial" w:eastAsia="Microsoft JhengHei" w:hAnsi="Arial"/>
+                <w:rFonts w:ascii="Arial" w:eastAsia="Noto Sans CJK TC" w:hAnsi="Arial"/>
                 <w:sz w:val="14"/>
                 <w:szCs w:val="14"/>
               </w:rPr>
@@ -276,7 +276,7 @@
             </w:pPr>
             <w:r>
               <w:rPr>
-                <w:rFonts w:ascii="Arial" w:eastAsia="Microsoft JhengHei" w:hAnsi="Arial"/>
+                <w:rFonts w:ascii="Arial" w:eastAsia="Noto Sans CJK TC" w:hAnsi="Arial"/>
                 <w:sz w:val="14"/>
                 <w:szCs w:val="14"/>
               </w:rPr>
@@ -307,7 +307,7 @@
             </w:pPr>
             <w:r>
               <w:rPr>
-                <w:rFonts w:ascii="Arial" w:eastAsia="Microsoft JhengHei" w:hAnsi="Arial"/>
+                <w:rFonts w:ascii="Arial" w:eastAsia="Noto Sans CJK TC" w:hAnsi="Arial"/>
                 <w:b/>
                 <w:bCs/>
                 <w:sz w:val="14"/>
@@ -322,7 +322,7 @@
             </w:pPr>
             <w:r>
               <w:rPr>
-                <w:rFonts w:ascii="Arial" w:eastAsia="Microsoft JhengHei" w:hAnsi="Arial"/>
+                <w:rFonts w:ascii="Arial" w:eastAsia="Noto Sans CJK TC" w:hAnsi="Arial"/>
                 <w:sz w:val="14"/>
                 <w:szCs w:val="14"/>
               </w:rPr>
@@ -335,7 +335,7 @@
             </w:pPr>
             <w:r>
               <w:rPr>
-                <w:rFonts w:ascii="Arial" w:eastAsia="Microsoft JhengHei" w:hAnsi="Arial"/>
+                <w:rFonts w:ascii="Arial" w:eastAsia="Noto Sans CJK TC" w:hAnsi="Arial"/>
                 <w:sz w:val="14"/>
                 <w:szCs w:val="14"/>
               </w:rPr>
@@ -367,7 +367,7 @@
             </w:pPr>
             <w:r>
               <w:rPr>
-                <w:rFonts w:ascii="Arial" w:eastAsia="Microsoft JhengHei" w:hAnsi="Arial"/>
+                <w:rFonts w:ascii="Arial" w:eastAsia="Noto Sans CJK TC" w:hAnsi="Arial"/>
                 <w:sz w:val="16"/>
                 <w:szCs w:val="16"/>
               </w:rPr>
@@ -383,7 +383,7 @@
       </w:pPr>
       <w:r>
         <w:rPr>
-          <w:rFonts w:ascii="Arial" w:eastAsia="Microsoft JhengHei" w:hAnsi="Arial"/>
+          <w:rFonts w:ascii="Arial" w:eastAsia="Noto Sans CJK TC" w:hAnsi="Arial"/>
           <w:sz w:val="2"/>
           <w:szCs w:val="2"/>
         </w:rPr>
@@ -431,7 +431,7 @@
             </w:pPr>
             <w:r>
               <w:rPr>
-                <w:rFonts w:ascii="Arial" w:eastAsia="Microsoft JhengHei" w:hAnsi="Arial"/>
+                <w:rFonts w:ascii="Arial" w:eastAsia="Noto Sans CJK TC" w:hAnsi="Arial"/>
                 <w:i/>
                 <w:iCs/>
                 <w:sz w:val="15"/>
@@ -465,7 +465,7 @@
             </w:pPr>
             <w:r>
               <w:rPr>
-                <w:rFonts w:ascii="Arial" w:eastAsia="Microsoft JhengHei" w:hAnsi="Arial"/>
+                <w:rFonts w:ascii="Arial" w:eastAsia="Noto Sans CJK TC" w:hAnsi="Arial"/>
                 <w:b/>
                 <w:bCs/>
                 <w:i/>
@@ -501,7 +501,7 @@
             </w:pPr>
             <w:r>
               <w:rPr>
-                <w:rFonts w:ascii="Arial" w:eastAsia="Microsoft JhengHei" w:hAnsi="Arial"/>
+                <w:rFonts w:ascii="Arial" w:eastAsia="Noto Sans CJK TC" w:hAnsi="Arial"/>
                 <w:sz w:val="14"/>
                 <w:szCs w:val="14"/>
               </w:rPr>
@@ -517,7 +517,7 @@
       </w:pPr>
       <w:r>
         <w:rPr>
-          <w:rFonts w:ascii="Arial" w:eastAsia="Microsoft JhengHei" w:hAnsi="Arial"/>
+          <w:rFonts w:ascii="Arial" w:eastAsia="Noto Sans CJK TC" w:hAnsi="Arial"/>
           <w:sz w:val="2"/>
           <w:szCs w:val="2"/>
         </w:rPr>
@@ -565,7 +565,7 @@
             </w:pPr>
             <w:r>
               <w:rPr>
-                <w:rFonts w:ascii="Arial" w:eastAsia="Microsoft JhengHei" w:hAnsi="Arial"/>
+                <w:rFonts w:ascii="Arial" w:eastAsia="Noto Sans CJK TC" w:hAnsi="Arial"/>
                 <w:b/>
                 <w:bCs/>
                 <w:sz w:val="15"/>
@@ -581,7 +581,7 @@
             </w:pPr>
             <w:r>
               <w:rPr>
-                <w:rFonts w:ascii="Arial" w:eastAsia="Microsoft JhengHei" w:hAnsi="Arial"/>
+                <w:rFonts w:ascii="Arial" w:eastAsia="Noto Sans CJK TC" w:hAnsi="Arial"/>
                 <w:sz w:val="14"/>
                 <w:szCs w:val="14"/>
               </w:rPr>
@@ -597,7 +597,7 @@
       </w:pPr>
       <w:r>
         <w:rPr>
-          <w:rFonts w:ascii="Arial" w:eastAsia="Microsoft JhengHei" w:hAnsi="Arial"/>
+          <w:rFonts w:ascii="Arial" w:eastAsia="Noto Sans CJK TC" w:hAnsi="Arial"/>
           <w:sz w:val="2"/>
           <w:szCs w:val="2"/>
         </w:rPr>
@@ -617,13 +617,13 @@
         </w:tblBorders>
       </w:tblPr>
       <w:tblGrid>
-        <w:gridCol w:w="7370"/>
-        <w:gridCol w:w="2722"/>
+        <w:gridCol w:w="7371"/>
+        <w:gridCol w:w="2721"/>
       </w:tblGrid>
       <w:tr>
         <w:tc>
           <w:tcPr>
-            <w:tcW w:type="dxa" w:w="7370"/>
+            <w:tcW w:type="dxa" w:w="7371"/>
             <w:tcBorders>
               <w:top w:val="none" w:color="FFFFFF" w:sz="0"/>
               <w:left w:val="none" w:color="FFFFFF" w:sz="0"/>
@@ -640,7 +640,7 @@
           </w:tcPr>
           <w:tbl>
             <w:tblPr>
-              <w:tblW w:type="dxa" w:w="7370"/>
+              <w:tblW w:type="dxa" w:w="7371"/>
               <w:tblBorders>
                 <w:top w:val="single" w:color="auto" w:sz="4"/>
                 <w:left w:val="single" w:color="auto" w:sz="4"/>
@@ -651,11 +651,11 @@
               </w:tblBorders>
             </w:tblPr>
             <w:tblGrid>
-              <w:gridCol w:w="567"/>
+              <w:gridCol w:w="680"/>
               <w:gridCol w:w="397"/>
               <w:gridCol w:w="624"/>
-              <w:gridCol w:w="3288"/>
-              <w:gridCol w:w="2494"/>
+              <w:gridCol w:w="3232"/>
+              <w:gridCol w:w="2438"/>
             </w:tblGrid>
             <w:tr>
               <w:trPr>
@@ -663,7 +663,7 @@
               </w:trPr>
               <w:tc>
                 <w:tcPr>
-                  <w:tcW w:type="dxa" w:w="567"/>
+                  <w:tcW w:type="dxa" w:w="680"/>
                   <w:tcBorders>
                     <w:top w:val="single" w:color="9CBA7A" w:sz="3"/>
                     <w:left w:val="single" w:color="9CBA7A" w:sz="3"/>
@@ -686,7 +686,7 @@
                   </w:pPr>
                   <w:r>
                     <w:rPr>
-                      <w:rFonts w:ascii="Arial" w:eastAsia="Microsoft JhengHei" w:hAnsi="Arial"/>
+                      <w:rFonts w:ascii="Arial" w:eastAsia="Noto Sans CJK TC" w:hAnsi="Arial"/>
                       <w:b/>
                       <w:bCs/>
                       <w:sz w:val="15"/>
@@ -721,7 +721,7 @@
                   </w:pPr>
                   <w:r>
                     <w:rPr>
-                      <w:rFonts w:ascii="Arial" w:eastAsia="Microsoft JhengHei" w:hAnsi="Arial"/>
+                      <w:rFonts w:ascii="Arial" w:eastAsia="Noto Sans CJK TC" w:hAnsi="Arial"/>
                       <w:sz w:val="16"/>
                       <w:szCs w:val="16"/>
                     </w:rPr>
@@ -731,7 +731,7 @@
               </w:tc>
               <w:tc>
                 <w:tcPr>
-                  <w:tcW w:type="dxa" w:w="3288"/>
+                  <w:tcW w:type="dxa" w:w="3232"/>
                   <w:tcBorders>
                     <w:top w:val="single" w:color="9CBA7A" w:sz="3"/>
                     <w:left w:val="single" w:color="9CBA7A" w:sz="3"/>
@@ -754,7 +754,7 @@
                   </w:pPr>
                   <w:r>
                     <w:rPr>
-                      <w:rFonts w:ascii="Arial" w:eastAsia="Microsoft JhengHei" w:hAnsi="Arial"/>
+                      <w:rFonts w:ascii="Arial" w:eastAsia="Noto Sans CJK TC" w:hAnsi="Arial"/>
                       <w:b/>
                       <w:bCs/>
                       <w:sz w:val="15"/>
@@ -766,7 +766,7 @@
               </w:tc>
               <w:tc>
                 <w:tcPr>
-                  <w:tcW w:type="dxa" w:w="2494"/>
+                  <w:tcW w:type="dxa" w:w="2438"/>
                   <w:tcBorders>
                     <w:top w:val="single" w:color="9CBA7A" w:sz="3"/>
                     <w:left w:val="single" w:color="9CBA7A" w:sz="3"/>
@@ -789,7 +789,7 @@
                   </w:pPr>
                   <w:r>
                     <w:rPr>
-                      <w:rFonts w:ascii="Arial" w:eastAsia="Microsoft JhengHei" w:hAnsi="Arial"/>
+                      <w:rFonts w:ascii="Arial" w:eastAsia="Noto Sans CJK TC" w:hAnsi="Arial"/>
                       <w:b/>
                       <w:bCs/>
                       <w:sz w:val="15"/>
@@ -803,29 +803,29 @@
             <w:tr>
               <w:tc>
                 <w:tcPr>
-                  <w:tcW w:type="dxa" w:w="567"/>
-                  <w:tcBorders>
-                    <w:top w:val="single" w:color="777777" w:sz="3"/>
-                    <w:left w:val="single" w:color="777777" w:sz="3"/>
-                    <w:bottom w:val="single" w:color="777777" w:sz="3"/>
-                    <w:right w:val="single" w:color="777777" w:sz="3"/>
-                  </w:tcBorders>
-                  <w:tcMar>
-                    <w:top w:type="dxa" w:w="30"/>
-                    <w:left w:type="dxa" w:w="60"/>
-                    <w:bottom w:type="dxa" w:w="30"/>
-                    <w:right w:type="dxa" w:w="60"/>
-                  </w:tcMar>
-                  <w:vAlign w:val="center"/>
-                </w:tcPr>
-                <w:p>
-                  <w:pPr>
-                    <w:spacing w:after="0" w:before="0" w:line="280"/>
-                    <w:jc w:val="center"/>
-                  </w:pPr>
-                  <w:r>
-                    <w:rPr>
-                      <w:rFonts w:ascii="Arial" w:eastAsia="Microsoft JhengHei" w:hAnsi="Arial"/>
+                  <w:tcW w:type="dxa" w:w="680"/>
+                  <w:tcBorders>
+                    <w:top w:val="single" w:color="777777" w:sz="3"/>
+                    <w:left w:val="single" w:color="777777" w:sz="3"/>
+                    <w:bottom w:val="single" w:color="777777" w:sz="3"/>
+                    <w:right w:val="single" w:color="777777" w:sz="3"/>
+                  </w:tcBorders>
+                  <w:tcMar>
+                    <w:top w:type="dxa" w:w="30"/>
+                    <w:left w:type="dxa" w:w="60"/>
+                    <w:bottom w:type="dxa" w:w="30"/>
+                    <w:right w:type="dxa" w:w="60"/>
+                  </w:tcMar>
+                  <w:vAlign w:val="center"/>
+                </w:tcPr>
+                <w:p>
+                  <w:pPr>
+                    <w:spacing w:after="0" w:before="0" w:line="280"/>
+                    <w:jc w:val="center"/>
+                  </w:pPr>
+                  <w:r>
+                    <w:rPr>
+                      <w:rFonts w:ascii="Arial" w:eastAsia="Noto Sans CJK TC" w:hAnsi="Arial"/>
                       <w:b/>
                       <w:bCs/>
                       <w:sz w:val="18"/>
@@ -860,7 +860,7 @@
                   </w:pPr>
                   <w:r>
                     <w:rPr>
-                      <w:rFonts w:ascii="Arial" w:eastAsia="Microsoft JhengHei" w:hAnsi="Arial"/>
+                      <w:rFonts w:ascii="Arial" w:eastAsia="Noto Sans CJK TC" w:hAnsi="Arial"/>
                       <w:sz w:val="16"/>
                       <w:szCs w:val="16"/>
                     </w:rPr>
@@ -870,28 +870,28 @@
               </w:tc>
               <w:tc>
                 <w:tcPr>
-                  <w:tcW w:type="dxa" w:w="3288"/>
-                  <w:tcBorders>
-                    <w:top w:val="single" w:color="777777" w:sz="3"/>
-                    <w:left w:val="single" w:color="777777" w:sz="3"/>
-                    <w:bottom w:val="single" w:color="777777" w:sz="3"/>
-                    <w:right w:val="single" w:color="777777" w:sz="3"/>
-                  </w:tcBorders>
-                  <w:tcMar>
-                    <w:top w:type="dxa" w:w="30"/>
-                    <w:left w:type="dxa" w:w="60"/>
-                    <w:bottom w:type="dxa" w:w="30"/>
-                    <w:right w:type="dxa" w:w="60"/>
-                  </w:tcMar>
-                  <w:vAlign w:val="center"/>
-                </w:tcPr>
-                <w:p>
-                  <w:pPr>
-                    <w:spacing w:after="0" w:before="0" w:line="280"/>
-                  </w:pPr>
-                  <w:r>
-                    <w:rPr>
-                      <w:rFonts w:ascii="Arial" w:eastAsia="Microsoft JhengHei" w:hAnsi="Arial"/>
+                  <w:tcW w:type="dxa" w:w="3232"/>
+                  <w:tcBorders>
+                    <w:top w:val="single" w:color="777777" w:sz="3"/>
+                    <w:left w:val="single" w:color="777777" w:sz="3"/>
+                    <w:bottom w:val="single" w:color="777777" w:sz="3"/>
+                    <w:right w:val="single" w:color="777777" w:sz="3"/>
+                  </w:tcBorders>
+                  <w:tcMar>
+                    <w:top w:type="dxa" w:w="30"/>
+                    <w:left w:type="dxa" w:w="60"/>
+                    <w:bottom w:type="dxa" w:w="30"/>
+                    <w:right w:type="dxa" w:w="60"/>
+                  </w:tcMar>
+                  <w:vAlign w:val="center"/>
+                </w:tcPr>
+                <w:p>
+                  <w:pPr>
+                    <w:spacing w:after="0" w:before="0" w:line="280"/>
+                  </w:pPr>
+                  <w:r>
+                    <w:rPr>
+                      <w:rFonts w:ascii="Arial" w:eastAsia="Noto Sans CJK TC" w:hAnsi="Arial"/>
                       <w:sz w:val="16"/>
                       <w:szCs w:val="16"/>
                     </w:rPr>
@@ -901,28 +901,28 @@
               </w:tc>
               <w:tc>
                 <w:tcPr>
-                  <w:tcW w:type="dxa" w:w="2494"/>
-                  <w:tcBorders>
-                    <w:top w:val="single" w:color="777777" w:sz="3"/>
-                    <w:left w:val="single" w:color="777777" w:sz="3"/>
-                    <w:bottom w:val="single" w:color="777777" w:sz="3"/>
-                    <w:right w:val="single" w:color="777777" w:sz="3"/>
-                  </w:tcBorders>
-                  <w:tcMar>
-                    <w:top w:type="dxa" w:w="30"/>
-                    <w:left w:type="dxa" w:w="60"/>
-                    <w:bottom w:type="dxa" w:w="30"/>
-                    <w:right w:type="dxa" w:w="60"/>
-                  </w:tcMar>
-                  <w:vAlign w:val="center"/>
-                </w:tcPr>
-                <w:p>
-                  <w:pPr>
-                    <w:spacing w:after="0" w:before="0" w:line="280"/>
-                  </w:pPr>
-                  <w:r>
-                    <w:rPr>
-                      <w:rFonts w:ascii="Arial" w:eastAsia="Microsoft JhengHei" w:hAnsi="Arial"/>
+                  <w:tcW w:type="dxa" w:w="2438"/>
+                  <w:tcBorders>
+                    <w:top w:val="single" w:color="777777" w:sz="3"/>
+                    <w:left w:val="single" w:color="777777" w:sz="3"/>
+                    <w:bottom w:val="single" w:color="777777" w:sz="3"/>
+                    <w:right w:val="single" w:color="777777" w:sz="3"/>
+                  </w:tcBorders>
+                  <w:tcMar>
+                    <w:top w:type="dxa" w:w="30"/>
+                    <w:left w:type="dxa" w:w="60"/>
+                    <w:bottom w:type="dxa" w:w="30"/>
+                    <w:right w:type="dxa" w:w="60"/>
+                  </w:tcMar>
+                  <w:vAlign w:val="center"/>
+                </w:tcPr>
+                <w:p>
+                  <w:pPr>
+                    <w:spacing w:after="0" w:before="0" w:line="280"/>
+                  </w:pPr>
+                  <w:r>
+                    <w:rPr>
+                      <w:rFonts w:ascii="Arial" w:eastAsia="Noto Sans CJK TC" w:hAnsi="Arial"/>
                       <w:sz w:val="16"/>
                       <w:szCs w:val="16"/>
                     </w:rPr>
@@ -934,7 +934,7 @@
             <w:tr>
               <w:tc>
                 <w:tcPr>
-                  <w:tcW w:type="dxa" w:w="567"/>
+                  <w:tcW w:type="dxa" w:w="680"/>
                   <w:vMerge w:val="restart"/>
                   <w:tcBorders>
                     <w:top w:val="single" w:color="777777" w:sz="3"/>
@@ -957,7 +957,7 @@
                   </w:pPr>
                   <w:r>
                     <w:rPr>
-                      <w:rFonts w:ascii="Arial" w:eastAsia="Microsoft JhengHei" w:hAnsi="Arial"/>
+                      <w:rFonts w:ascii="Arial" w:eastAsia="Noto Sans CJK TC" w:hAnsi="Arial"/>
                       <w:b/>
                       <w:bCs/>
                       <w:sz w:val="18"/>
@@ -993,7 +993,7 @@
                   </w:pPr>
                   <w:r>
                     <w:rPr>
-                      <w:rFonts w:ascii="Arial" w:eastAsia="Microsoft JhengHei" w:hAnsi="Arial"/>
+                      <w:rFonts w:ascii="Arial" w:eastAsia="Noto Sans CJK TC" w:hAnsi="Arial"/>
                       <w:sz w:val="16"/>
                       <w:szCs w:val="16"/>
                     </w:rPr>
@@ -1003,28 +1003,28 @@
               </w:tc>
               <w:tc>
                 <w:tcPr>
-                  <w:tcW w:type="dxa" w:w="3288"/>
-                  <w:tcBorders>
-                    <w:top w:val="single" w:color="777777" w:sz="3"/>
-                    <w:left w:val="single" w:color="777777" w:sz="3"/>
-                    <w:bottom w:val="single" w:color="777777" w:sz="3"/>
-                    <w:right w:val="single" w:color="777777" w:sz="3"/>
-                  </w:tcBorders>
-                  <w:tcMar>
-                    <w:top w:type="dxa" w:w="30"/>
-                    <w:left w:type="dxa" w:w="60"/>
-                    <w:bottom w:type="dxa" w:w="30"/>
-                    <w:right w:type="dxa" w:w="60"/>
-                  </w:tcMar>
-                  <w:vAlign w:val="center"/>
-                </w:tcPr>
-                <w:p>
-                  <w:pPr>
-                    <w:spacing w:after="0" w:before="0" w:line="280"/>
-                  </w:pPr>
-                  <w:r>
-                    <w:rPr>
-                      <w:rFonts w:ascii="Arial" w:eastAsia="Microsoft JhengHei" w:hAnsi="Arial"/>
+                  <w:tcW w:type="dxa" w:w="3232"/>
+                  <w:tcBorders>
+                    <w:top w:val="single" w:color="777777" w:sz="3"/>
+                    <w:left w:val="single" w:color="777777" w:sz="3"/>
+                    <w:bottom w:val="single" w:color="777777" w:sz="3"/>
+                    <w:right w:val="single" w:color="777777" w:sz="3"/>
+                  </w:tcBorders>
+                  <w:tcMar>
+                    <w:top w:type="dxa" w:w="30"/>
+                    <w:left w:type="dxa" w:w="60"/>
+                    <w:bottom w:type="dxa" w:w="30"/>
+                    <w:right w:type="dxa" w:w="60"/>
+                  </w:tcMar>
+                  <w:vAlign w:val="center"/>
+                </w:tcPr>
+                <w:p>
+                  <w:pPr>
+                    <w:spacing w:after="0" w:before="0" w:line="280"/>
+                  </w:pPr>
+                  <w:r>
+                    <w:rPr>
+                      <w:rFonts w:ascii="Arial" w:eastAsia="Noto Sans CJK TC" w:hAnsi="Arial"/>
                       <w:sz w:val="16"/>
                       <w:szCs w:val="16"/>
                     </w:rPr>
@@ -1034,28 +1034,28 @@
               </w:tc>
               <w:tc>
                 <w:tcPr>
-                  <w:tcW w:type="dxa" w:w="2494"/>
-                  <w:tcBorders>
-                    <w:top w:val="single" w:color="777777" w:sz="3"/>
-                    <w:left w:val="single" w:color="777777" w:sz="3"/>
-                    <w:bottom w:val="single" w:color="777777" w:sz="3"/>
-                    <w:right w:val="single" w:color="777777" w:sz="3"/>
-                  </w:tcBorders>
-                  <w:tcMar>
-                    <w:top w:type="dxa" w:w="30"/>
-                    <w:left w:type="dxa" w:w="60"/>
-                    <w:bottom w:type="dxa" w:w="30"/>
-                    <w:right w:type="dxa" w:w="60"/>
-                  </w:tcMar>
-                  <w:vAlign w:val="center"/>
-                </w:tcPr>
-                <w:p>
-                  <w:pPr>
-                    <w:spacing w:after="0" w:before="0" w:line="280"/>
-                  </w:pPr>
-                  <w:r>
-                    <w:rPr>
-                      <w:rFonts w:ascii="Arial" w:eastAsia="Microsoft JhengHei" w:hAnsi="Arial"/>
+                  <w:tcW w:type="dxa" w:w="2438"/>
+                  <w:tcBorders>
+                    <w:top w:val="single" w:color="777777" w:sz="3"/>
+                    <w:left w:val="single" w:color="777777" w:sz="3"/>
+                    <w:bottom w:val="single" w:color="777777" w:sz="3"/>
+                    <w:right w:val="single" w:color="777777" w:sz="3"/>
+                  </w:tcBorders>
+                  <w:tcMar>
+                    <w:top w:type="dxa" w:w="30"/>
+                    <w:left w:type="dxa" w:w="60"/>
+                    <w:bottom w:type="dxa" w:w="30"/>
+                    <w:right w:type="dxa" w:w="60"/>
+                  </w:tcMar>
+                  <w:vAlign w:val="center"/>
+                </w:tcPr>
+                <w:p>
+                  <w:pPr>
+                    <w:spacing w:after="0" w:before="0" w:line="280"/>
+                  </w:pPr>
+                  <w:r>
+                    <w:rPr>
+                      <w:rFonts w:ascii="Arial" w:eastAsia="Noto Sans CJK TC" w:hAnsi="Arial"/>
                       <w:sz w:val="16"/>
                       <w:szCs w:val="16"/>
                     </w:rPr>
@@ -1067,7 +1067,7 @@
             <w:tr>
               <w:tc>
                 <w:tcPr>
-                  <w:tcW w:type="dxa" w:w="567"/>
+                  <w:tcW w:type="dxa" w:w="680"/>
                   <w:vMerge w:val="continue"/>
                   <w:tcBorders>
                     <w:top w:val="single" w:color="777777" w:sz="3"/>
@@ -1090,7 +1090,7 @@
                   </w:pPr>
                   <w:r>
                     <w:rPr>
-                      <w:rFonts w:ascii="Arial" w:eastAsia="Microsoft JhengHei" w:hAnsi="Arial"/>
+                      <w:rFonts w:ascii="Arial" w:eastAsia="Noto Sans CJK TC" w:hAnsi="Arial"/>
                       <w:b/>
                       <w:bCs/>
                       <w:sz w:val="18"/>
@@ -1126,7 +1126,7 @@
                   </w:pPr>
                   <w:r>
                     <w:rPr>
-                      <w:rFonts w:ascii="Arial" w:eastAsia="Microsoft JhengHei" w:hAnsi="Arial"/>
+                      <w:rFonts w:ascii="Arial" w:eastAsia="Noto Sans CJK TC" w:hAnsi="Arial"/>
                       <w:sz w:val="16"/>
                       <w:szCs w:val="16"/>
                     </w:rPr>
@@ -1136,28 +1136,28 @@
               </w:tc>
               <w:tc>
                 <w:tcPr>
-                  <w:tcW w:type="dxa" w:w="3288"/>
-                  <w:tcBorders>
-                    <w:top w:val="single" w:color="777777" w:sz="3"/>
-                    <w:left w:val="single" w:color="777777" w:sz="3"/>
-                    <w:bottom w:val="single" w:color="777777" w:sz="3"/>
-                    <w:right w:val="single" w:color="777777" w:sz="3"/>
-                  </w:tcBorders>
-                  <w:tcMar>
-                    <w:top w:type="dxa" w:w="30"/>
-                    <w:left w:type="dxa" w:w="60"/>
-                    <w:bottom w:type="dxa" w:w="30"/>
-                    <w:right w:type="dxa" w:w="60"/>
-                  </w:tcMar>
-                  <w:vAlign w:val="center"/>
-                </w:tcPr>
-                <w:p>
-                  <w:pPr>
-                    <w:spacing w:after="0" w:before="0" w:line="280"/>
-                  </w:pPr>
-                  <w:r>
-                    <w:rPr>
-                      <w:rFonts w:ascii="Arial" w:eastAsia="Microsoft JhengHei" w:hAnsi="Arial"/>
+                  <w:tcW w:type="dxa" w:w="3232"/>
+                  <w:tcBorders>
+                    <w:top w:val="single" w:color="777777" w:sz="3"/>
+                    <w:left w:val="single" w:color="777777" w:sz="3"/>
+                    <w:bottom w:val="single" w:color="777777" w:sz="3"/>
+                    <w:right w:val="single" w:color="777777" w:sz="3"/>
+                  </w:tcBorders>
+                  <w:tcMar>
+                    <w:top w:type="dxa" w:w="30"/>
+                    <w:left w:type="dxa" w:w="60"/>
+                    <w:bottom w:type="dxa" w:w="30"/>
+                    <w:right w:type="dxa" w:w="60"/>
+                  </w:tcMar>
+                  <w:vAlign w:val="center"/>
+                </w:tcPr>
+                <w:p>
+                  <w:pPr>
+                    <w:spacing w:after="0" w:before="0" w:line="280"/>
+                  </w:pPr>
+                  <w:r>
+                    <w:rPr>
+                      <w:rFonts w:ascii="Arial" w:eastAsia="Noto Sans CJK TC" w:hAnsi="Arial"/>
                       <w:sz w:val="16"/>
                       <w:szCs w:val="16"/>
                     </w:rPr>
@@ -1167,28 +1167,28 @@
               </w:tc>
               <w:tc>
                 <w:tcPr>
-                  <w:tcW w:type="dxa" w:w="2494"/>
-                  <w:tcBorders>
-                    <w:top w:val="single" w:color="777777" w:sz="3"/>
-                    <w:left w:val="single" w:color="777777" w:sz="3"/>
-                    <w:bottom w:val="single" w:color="777777" w:sz="3"/>
-                    <w:right w:val="single" w:color="777777" w:sz="3"/>
-                  </w:tcBorders>
-                  <w:tcMar>
-                    <w:top w:type="dxa" w:w="30"/>
-                    <w:left w:type="dxa" w:w="60"/>
-                    <w:bottom w:type="dxa" w:w="30"/>
-                    <w:right w:type="dxa" w:w="60"/>
-                  </w:tcMar>
-                  <w:vAlign w:val="center"/>
-                </w:tcPr>
-                <w:p>
-                  <w:pPr>
-                    <w:spacing w:after="0" w:before="0" w:line="280"/>
-                  </w:pPr>
-                  <w:r>
-                    <w:rPr>
-                      <w:rFonts w:ascii="Arial" w:eastAsia="Microsoft JhengHei" w:hAnsi="Arial"/>
+                  <w:tcW w:type="dxa" w:w="2438"/>
+                  <w:tcBorders>
+                    <w:top w:val="single" w:color="777777" w:sz="3"/>
+                    <w:left w:val="single" w:color="777777" w:sz="3"/>
+                    <w:bottom w:val="single" w:color="777777" w:sz="3"/>
+                    <w:right w:val="single" w:color="777777" w:sz="3"/>
+                  </w:tcBorders>
+                  <w:tcMar>
+                    <w:top w:type="dxa" w:w="30"/>
+                    <w:left w:type="dxa" w:w="60"/>
+                    <w:bottom w:type="dxa" w:w="30"/>
+                    <w:right w:type="dxa" w:w="60"/>
+                  </w:tcMar>
+                  <w:vAlign w:val="center"/>
+                </w:tcPr>
+                <w:p>
+                  <w:pPr>
+                    <w:spacing w:after="0" w:before="0" w:line="280"/>
+                  </w:pPr>
+                  <w:r>
+                    <w:rPr>
+                      <w:rFonts w:ascii="Arial" w:eastAsia="Noto Sans CJK TC" w:hAnsi="Arial"/>
                       <w:sz w:val="16"/>
                       <w:szCs w:val="16"/>
                     </w:rPr>
@@ -1200,7 +1200,7 @@
             <w:tr>
               <w:tc>
                 <w:tcPr>
-                  <w:tcW w:type="dxa" w:w="567"/>
+                  <w:tcW w:type="dxa" w:w="680"/>
                   <w:vMerge w:val="continue"/>
                   <w:tcBorders>
                     <w:top w:val="single" w:color="777777" w:sz="3"/>
@@ -1223,7 +1223,7 @@
                   </w:pPr>
                   <w:r>
                     <w:rPr>
-                      <w:rFonts w:ascii="Arial" w:eastAsia="Microsoft JhengHei" w:hAnsi="Arial"/>
+                      <w:rFonts w:ascii="Arial" w:eastAsia="Noto Sans CJK TC" w:hAnsi="Arial"/>
                       <w:b/>
                       <w:bCs/>
                       <w:sz w:val="18"/>
@@ -1259,7 +1259,7 @@
                   </w:pPr>
                   <w:r>
                     <w:rPr>
-                      <w:rFonts w:ascii="Arial" w:eastAsia="Microsoft JhengHei" w:hAnsi="Arial"/>
+                      <w:rFonts w:ascii="Arial" w:eastAsia="Noto Sans CJK TC" w:hAnsi="Arial"/>
                       <w:sz w:val="16"/>
                       <w:szCs w:val="16"/>
                     </w:rPr>
@@ -1269,28 +1269,28 @@
               </w:tc>
               <w:tc>
                 <w:tcPr>
-                  <w:tcW w:type="dxa" w:w="3288"/>
-                  <w:tcBorders>
-                    <w:top w:val="single" w:color="777777" w:sz="3"/>
-                    <w:left w:val="single" w:color="777777" w:sz="3"/>
-                    <w:bottom w:val="single" w:color="777777" w:sz="3"/>
-                    <w:right w:val="single" w:color="777777" w:sz="3"/>
-                  </w:tcBorders>
-                  <w:tcMar>
-                    <w:top w:type="dxa" w:w="30"/>
-                    <w:left w:type="dxa" w:w="60"/>
-                    <w:bottom w:type="dxa" w:w="30"/>
-                    <w:right w:type="dxa" w:w="60"/>
-                  </w:tcMar>
-                  <w:vAlign w:val="center"/>
-                </w:tcPr>
-                <w:p>
-                  <w:pPr>
-                    <w:spacing w:after="0" w:before="0" w:line="280"/>
-                  </w:pPr>
-                  <w:r>
-                    <w:rPr>
-                      <w:rFonts w:ascii="Arial" w:eastAsia="Microsoft JhengHei" w:hAnsi="Arial"/>
+                  <w:tcW w:type="dxa" w:w="3232"/>
+                  <w:tcBorders>
+                    <w:top w:val="single" w:color="777777" w:sz="3"/>
+                    <w:left w:val="single" w:color="777777" w:sz="3"/>
+                    <w:bottom w:val="single" w:color="777777" w:sz="3"/>
+                    <w:right w:val="single" w:color="777777" w:sz="3"/>
+                  </w:tcBorders>
+                  <w:tcMar>
+                    <w:top w:type="dxa" w:w="30"/>
+                    <w:left w:type="dxa" w:w="60"/>
+                    <w:bottom w:type="dxa" w:w="30"/>
+                    <w:right w:type="dxa" w:w="60"/>
+                  </w:tcMar>
+                  <w:vAlign w:val="center"/>
+                </w:tcPr>
+                <w:p>
+                  <w:pPr>
+                    <w:spacing w:after="0" w:before="0" w:line="280"/>
+                  </w:pPr>
+                  <w:r>
+                    <w:rPr>
+                      <w:rFonts w:ascii="Arial" w:eastAsia="Noto Sans CJK TC" w:hAnsi="Arial"/>
                       <w:sz w:val="16"/>
                       <w:szCs w:val="16"/>
                     </w:rPr>
@@ -1300,28 +1300,28 @@
               </w:tc>
               <w:tc>
                 <w:tcPr>
-                  <w:tcW w:type="dxa" w:w="2494"/>
-                  <w:tcBorders>
-                    <w:top w:val="single" w:color="777777" w:sz="3"/>
-                    <w:left w:val="single" w:color="777777" w:sz="3"/>
-                    <w:bottom w:val="single" w:color="777777" w:sz="3"/>
-                    <w:right w:val="single" w:color="777777" w:sz="3"/>
-                  </w:tcBorders>
-                  <w:tcMar>
-                    <w:top w:type="dxa" w:w="30"/>
-                    <w:left w:type="dxa" w:w="60"/>
-                    <w:bottom w:type="dxa" w:w="30"/>
-                    <w:right w:type="dxa" w:w="60"/>
-                  </w:tcMar>
-                  <w:vAlign w:val="center"/>
-                </w:tcPr>
-                <w:p>
-                  <w:pPr>
-                    <w:spacing w:after="0" w:before="0" w:line="280"/>
-                  </w:pPr>
-                  <w:r>
-                    <w:rPr>
-                      <w:rFonts w:ascii="Arial" w:eastAsia="Microsoft JhengHei" w:hAnsi="Arial"/>
+                  <w:tcW w:type="dxa" w:w="2438"/>
+                  <w:tcBorders>
+                    <w:top w:val="single" w:color="777777" w:sz="3"/>
+                    <w:left w:val="single" w:color="777777" w:sz="3"/>
+                    <w:bottom w:val="single" w:color="777777" w:sz="3"/>
+                    <w:right w:val="single" w:color="777777" w:sz="3"/>
+                  </w:tcBorders>
+                  <w:tcMar>
+                    <w:top w:type="dxa" w:w="30"/>
+                    <w:left w:type="dxa" w:w="60"/>
+                    <w:bottom w:type="dxa" w:w="30"/>
+                    <w:right w:type="dxa" w:w="60"/>
+                  </w:tcMar>
+                  <w:vAlign w:val="center"/>
+                </w:tcPr>
+                <w:p>
+                  <w:pPr>
+                    <w:spacing w:after="0" w:before="0" w:line="280"/>
+                  </w:pPr>
+                  <w:r>
+                    <w:rPr>
+                      <w:rFonts w:ascii="Arial" w:eastAsia="Noto Sans CJK TC" w:hAnsi="Arial"/>
                       <w:sz w:val="16"/>
                       <w:szCs w:val="16"/>
                     </w:rPr>
@@ -1333,7 +1333,7 @@
             <w:tr>
               <w:tc>
                 <w:tcPr>
-                  <w:tcW w:type="dxa" w:w="567"/>
+                  <w:tcW w:type="dxa" w:w="680"/>
                   <w:vMerge w:val="continue"/>
                   <w:tcBorders>
                     <w:top w:val="single" w:color="777777" w:sz="3"/>
@@ -1356,7 +1356,7 @@
                   </w:pPr>
                   <w:r>
                     <w:rPr>
-                      <w:rFonts w:ascii="Arial" w:eastAsia="Microsoft JhengHei" w:hAnsi="Arial"/>
+                      <w:rFonts w:ascii="Arial" w:eastAsia="Noto Sans CJK TC" w:hAnsi="Arial"/>
                       <w:b/>
                       <w:bCs/>
                       <w:sz w:val="18"/>
@@ -1392,7 +1392,7 @@
                   </w:pPr>
                   <w:r>
                     <w:rPr>
-                      <w:rFonts w:ascii="Arial" w:eastAsia="Microsoft JhengHei" w:hAnsi="Arial"/>
+                      <w:rFonts w:ascii="Arial" w:eastAsia="Noto Sans CJK TC" w:hAnsi="Arial"/>
                       <w:sz w:val="16"/>
                       <w:szCs w:val="16"/>
                     </w:rPr>
@@ -1402,28 +1402,28 @@
               </w:tc>
               <w:tc>
                 <w:tcPr>
-                  <w:tcW w:type="dxa" w:w="3288"/>
-                  <w:tcBorders>
-                    <w:top w:val="single" w:color="777777" w:sz="3"/>
-                    <w:left w:val="single" w:color="777777" w:sz="3"/>
-                    <w:bottom w:val="single" w:color="777777" w:sz="3"/>
-                    <w:right w:val="single" w:color="777777" w:sz="3"/>
-                  </w:tcBorders>
-                  <w:tcMar>
-                    <w:top w:type="dxa" w:w="30"/>
-                    <w:left w:type="dxa" w:w="60"/>
-                    <w:bottom w:type="dxa" w:w="30"/>
-                    <w:right w:type="dxa" w:w="60"/>
-                  </w:tcMar>
-                  <w:vAlign w:val="center"/>
-                </w:tcPr>
-                <w:p>
-                  <w:pPr>
-                    <w:spacing w:after="0" w:before="0" w:line="280"/>
-                  </w:pPr>
-                  <w:r>
-                    <w:rPr>
-                      <w:rFonts w:ascii="Arial" w:eastAsia="Microsoft JhengHei" w:hAnsi="Arial"/>
+                  <w:tcW w:type="dxa" w:w="3232"/>
+                  <w:tcBorders>
+                    <w:top w:val="single" w:color="777777" w:sz="3"/>
+                    <w:left w:val="single" w:color="777777" w:sz="3"/>
+                    <w:bottom w:val="single" w:color="777777" w:sz="3"/>
+                    <w:right w:val="single" w:color="777777" w:sz="3"/>
+                  </w:tcBorders>
+                  <w:tcMar>
+                    <w:top w:type="dxa" w:w="30"/>
+                    <w:left w:type="dxa" w:w="60"/>
+                    <w:bottom w:type="dxa" w:w="30"/>
+                    <w:right w:type="dxa" w:w="60"/>
+                  </w:tcMar>
+                  <w:vAlign w:val="center"/>
+                </w:tcPr>
+                <w:p>
+                  <w:pPr>
+                    <w:spacing w:after="0" w:before="0" w:line="280"/>
+                  </w:pPr>
+                  <w:r>
+                    <w:rPr>
+                      <w:rFonts w:ascii="Arial" w:eastAsia="Noto Sans CJK TC" w:hAnsi="Arial"/>
                       <w:sz w:val="16"/>
                       <w:szCs w:val="16"/>
                     </w:rPr>
@@ -1433,28 +1433,28 @@
               </w:tc>
               <w:tc>
                 <w:tcPr>
-                  <w:tcW w:type="dxa" w:w="2494"/>
-                  <w:tcBorders>
-                    <w:top w:val="single" w:color="777777" w:sz="3"/>
-                    <w:left w:val="single" w:color="777777" w:sz="3"/>
-                    <w:bottom w:val="single" w:color="777777" w:sz="3"/>
-                    <w:right w:val="single" w:color="777777" w:sz="3"/>
-                  </w:tcBorders>
-                  <w:tcMar>
-                    <w:top w:type="dxa" w:w="30"/>
-                    <w:left w:type="dxa" w:w="60"/>
-                    <w:bottom w:type="dxa" w:w="30"/>
-                    <w:right w:type="dxa" w:w="60"/>
-                  </w:tcMar>
-                  <w:vAlign w:val="center"/>
-                </w:tcPr>
-                <w:p>
-                  <w:pPr>
-                    <w:spacing w:after="0" w:before="0" w:line="280"/>
-                  </w:pPr>
-                  <w:r>
-                    <w:rPr>
-                      <w:rFonts w:ascii="Arial" w:eastAsia="Microsoft JhengHei" w:hAnsi="Arial"/>
+                  <w:tcW w:type="dxa" w:w="2438"/>
+                  <w:tcBorders>
+                    <w:top w:val="single" w:color="777777" w:sz="3"/>
+                    <w:left w:val="single" w:color="777777" w:sz="3"/>
+                    <w:bottom w:val="single" w:color="777777" w:sz="3"/>
+                    <w:right w:val="single" w:color="777777" w:sz="3"/>
+                  </w:tcBorders>
+                  <w:tcMar>
+                    <w:top w:type="dxa" w:w="30"/>
+                    <w:left w:type="dxa" w:w="60"/>
+                    <w:bottom w:type="dxa" w:w="30"/>
+                    <w:right w:type="dxa" w:w="60"/>
+                  </w:tcMar>
+                  <w:vAlign w:val="center"/>
+                </w:tcPr>
+                <w:p>
+                  <w:pPr>
+                    <w:spacing w:after="0" w:before="0" w:line="280"/>
+                  </w:pPr>
+                  <w:r>
+                    <w:rPr>
+                      <w:rFonts w:ascii="Arial" w:eastAsia="Noto Sans CJK TC" w:hAnsi="Arial"/>
                       <w:sz w:val="16"/>
                       <w:szCs w:val="16"/>
                     </w:rPr>
@@ -1466,7 +1466,7 @@
             <w:tr>
               <w:tc>
                 <w:tcPr>
-                  <w:tcW w:type="dxa" w:w="567"/>
+                  <w:tcW w:type="dxa" w:w="680"/>
                   <w:vMerge w:val="continue"/>
                   <w:tcBorders>
                     <w:top w:val="single" w:color="777777" w:sz="3"/>
@@ -1489,7 +1489,7 @@
                   </w:pPr>
                   <w:r>
                     <w:rPr>
-                      <w:rFonts w:ascii="Arial" w:eastAsia="Microsoft JhengHei" w:hAnsi="Arial"/>
+                      <w:rFonts w:ascii="Arial" w:eastAsia="Noto Sans CJK TC" w:hAnsi="Arial"/>
                       <w:b/>
                       <w:bCs/>
                       <w:sz w:val="18"/>
@@ -1525,7 +1525,7 @@
                   </w:pPr>
                   <w:r>
                     <w:rPr>
-                      <w:rFonts w:ascii="Arial" w:eastAsia="Microsoft JhengHei" w:hAnsi="Arial"/>
+                      <w:rFonts w:ascii="Arial" w:eastAsia="Noto Sans CJK TC" w:hAnsi="Arial"/>
                       <w:sz w:val="16"/>
                       <w:szCs w:val="16"/>
                     </w:rPr>
@@ -1535,28 +1535,28 @@
               </w:tc>
               <w:tc>
                 <w:tcPr>
-                  <w:tcW w:type="dxa" w:w="3288"/>
-                  <w:tcBorders>
-                    <w:top w:val="single" w:color="777777" w:sz="3"/>
-                    <w:left w:val="single" w:color="777777" w:sz="3"/>
-                    <w:bottom w:val="single" w:color="777777" w:sz="3"/>
-                    <w:right w:val="single" w:color="777777" w:sz="3"/>
-                  </w:tcBorders>
-                  <w:tcMar>
-                    <w:top w:type="dxa" w:w="30"/>
-                    <w:left w:type="dxa" w:w="60"/>
-                    <w:bottom w:type="dxa" w:w="30"/>
-                    <w:right w:type="dxa" w:w="60"/>
-                  </w:tcMar>
-                  <w:vAlign w:val="center"/>
-                </w:tcPr>
-                <w:p>
-                  <w:pPr>
-                    <w:spacing w:after="0" w:before="0" w:line="280"/>
-                  </w:pPr>
-                  <w:r>
-                    <w:rPr>
-                      <w:rFonts w:ascii="Arial" w:eastAsia="Microsoft JhengHei" w:hAnsi="Arial"/>
+                  <w:tcW w:type="dxa" w:w="3232"/>
+                  <w:tcBorders>
+                    <w:top w:val="single" w:color="777777" w:sz="3"/>
+                    <w:left w:val="single" w:color="777777" w:sz="3"/>
+                    <w:bottom w:val="single" w:color="777777" w:sz="3"/>
+                    <w:right w:val="single" w:color="777777" w:sz="3"/>
+                  </w:tcBorders>
+                  <w:tcMar>
+                    <w:top w:type="dxa" w:w="30"/>
+                    <w:left w:type="dxa" w:w="60"/>
+                    <w:bottom w:type="dxa" w:w="30"/>
+                    <w:right w:type="dxa" w:w="60"/>
+                  </w:tcMar>
+                  <w:vAlign w:val="center"/>
+                </w:tcPr>
+                <w:p>
+                  <w:pPr>
+                    <w:spacing w:after="0" w:before="0" w:line="280"/>
+                  </w:pPr>
+                  <w:r>
+                    <w:rPr>
+                      <w:rFonts w:ascii="Arial" w:eastAsia="Noto Sans CJK TC" w:hAnsi="Arial"/>
                       <w:sz w:val="16"/>
                       <w:szCs w:val="16"/>
                     </w:rPr>
@@ -1566,28 +1566,28 @@
               </w:tc>
               <w:tc>
                 <w:tcPr>
-                  <w:tcW w:type="dxa" w:w="2494"/>
-                  <w:tcBorders>
-                    <w:top w:val="single" w:color="777777" w:sz="3"/>
-                    <w:left w:val="single" w:color="777777" w:sz="3"/>
-                    <w:bottom w:val="single" w:color="777777" w:sz="3"/>
-                    <w:right w:val="single" w:color="777777" w:sz="3"/>
-                  </w:tcBorders>
-                  <w:tcMar>
-                    <w:top w:type="dxa" w:w="30"/>
-                    <w:left w:type="dxa" w:w="60"/>
-                    <w:bottom w:type="dxa" w:w="30"/>
-                    <w:right w:type="dxa" w:w="60"/>
-                  </w:tcMar>
-                  <w:vAlign w:val="center"/>
-                </w:tcPr>
-                <w:p>
-                  <w:pPr>
-                    <w:spacing w:after="0" w:before="0" w:line="280"/>
-                  </w:pPr>
-                  <w:r>
-                    <w:rPr>
-                      <w:rFonts w:ascii="Arial" w:eastAsia="Microsoft JhengHei" w:hAnsi="Arial"/>
+                  <w:tcW w:type="dxa" w:w="2438"/>
+                  <w:tcBorders>
+                    <w:top w:val="single" w:color="777777" w:sz="3"/>
+                    <w:left w:val="single" w:color="777777" w:sz="3"/>
+                    <w:bottom w:val="single" w:color="777777" w:sz="3"/>
+                    <w:right w:val="single" w:color="777777" w:sz="3"/>
+                  </w:tcBorders>
+                  <w:tcMar>
+                    <w:top w:type="dxa" w:w="30"/>
+                    <w:left w:type="dxa" w:w="60"/>
+                    <w:bottom w:type="dxa" w:w="30"/>
+                    <w:right w:type="dxa" w:w="60"/>
+                  </w:tcMar>
+                  <w:vAlign w:val="center"/>
+                </w:tcPr>
+                <w:p>
+                  <w:pPr>
+                    <w:spacing w:after="0" w:before="0" w:line="280"/>
+                  </w:pPr>
+                  <w:r>
+                    <w:rPr>
+                      <w:rFonts w:ascii="Arial" w:eastAsia="Noto Sans CJK TC" w:hAnsi="Arial"/>
                       <w:sz w:val="16"/>
                       <w:szCs w:val="16"/>
                     </w:rPr>
@@ -1599,7 +1599,7 @@
             <w:tr>
               <w:tc>
                 <w:tcPr>
-                  <w:tcW w:type="dxa" w:w="567"/>
+                  <w:tcW w:type="dxa" w:w="680"/>
                   <w:tcBorders>
                     <w:top w:val="single" w:color="777777" w:sz="3"/>
                     <w:left w:val="single" w:color="777777" w:sz="3"/>
@@ -1622,7 +1622,7 @@
                   </w:pPr>
                   <w:r>
                     <w:rPr>
-                      <w:rFonts w:ascii="Arial" w:eastAsia="Microsoft JhengHei" w:hAnsi="Arial"/>
+                      <w:rFonts w:ascii="Arial" w:eastAsia="Noto Sans CJK TC" w:hAnsi="Arial"/>
                       <w:b/>
                       <w:bCs/>
                       <w:sz w:val="18"/>
@@ -1658,7 +1658,7 @@
                   </w:pPr>
                   <w:r>
                     <w:rPr>
-                      <w:rFonts w:ascii="Arial" w:eastAsia="Microsoft JhengHei" w:hAnsi="Arial"/>
+                      <w:rFonts w:ascii="Arial" w:eastAsia="Noto Sans CJK TC" w:hAnsi="Arial"/>
                       <w:sz w:val="16"/>
                       <w:szCs w:val="16"/>
                     </w:rPr>
@@ -1668,7 +1668,7 @@
               </w:tc>
               <w:tc>
                 <w:tcPr>
-                  <w:tcW w:type="dxa" w:w="3288"/>
+                  <w:tcW w:type="dxa" w:w="3232"/>
                   <w:tcBorders>
                     <w:top w:val="single" w:color="777777" w:sz="3"/>
                     <w:left w:val="single" w:color="777777" w:sz="3"/>
@@ -1691,7 +1691,7 @@
                   </w:pPr>
                   <w:r>
                     <w:rPr>
-                      <w:rFonts w:ascii="Arial" w:eastAsia="Microsoft JhengHei" w:hAnsi="Arial"/>
+                      <w:rFonts w:ascii="Arial" w:eastAsia="Noto Sans CJK TC" w:hAnsi="Arial"/>
                       <w:b/>
                       <w:bCs/>
                       <w:sz w:val="16"/>
@@ -1703,7 +1703,7 @@
               </w:tc>
               <w:tc>
                 <w:tcPr>
-                  <w:tcW w:type="dxa" w:w="2494"/>
+                  <w:tcW w:type="dxa" w:w="2438"/>
                   <w:tcBorders>
                     <w:top w:val="single" w:color="777777" w:sz="3"/>
                     <w:left w:val="single" w:color="777777" w:sz="3"/>
@@ -1725,7 +1725,7 @@
                   </w:pPr>
                   <w:r>
                     <w:rPr>
-                      <w:rFonts w:ascii="Arial" w:eastAsia="Microsoft JhengHei" w:hAnsi="Arial"/>
+                      <w:rFonts w:ascii="Arial" w:eastAsia="Noto Sans CJK TC" w:hAnsi="Arial"/>
                       <w:sz w:val="16"/>
                       <w:szCs w:val="16"/>
                     </w:rPr>
@@ -1737,7 +1737,7 @@
             <w:tr>
               <w:tc>
                 <w:tcPr>
-                  <w:tcW w:type="dxa" w:w="567"/>
+                  <w:tcW w:type="dxa" w:w="680"/>
                   <w:vMerge w:val="restart"/>
                   <w:tcBorders>
                     <w:top w:val="single" w:color="777777" w:sz="3"/>
@@ -1761,7 +1761,7 @@
                   </w:pPr>
                   <w:r>
                     <w:rPr>
-                      <w:rFonts w:ascii="Arial" w:eastAsia="Microsoft JhengHei" w:hAnsi="Arial"/>
+                      <w:rFonts w:ascii="Arial" w:eastAsia="Noto Sans CJK TC" w:hAnsi="Arial"/>
                       <w:b/>
                       <w:bCs/>
                       <w:sz w:val="18"/>
@@ -1797,7 +1797,7 @@
                   </w:pPr>
                   <w:r>
                     <w:rPr>
-                      <w:rFonts w:ascii="Arial" w:eastAsia="Microsoft JhengHei" w:hAnsi="Arial"/>
+                      <w:rFonts w:ascii="Arial" w:eastAsia="Noto Sans CJK TC" w:hAnsi="Arial"/>
                       <w:b/>
                       <w:bCs/>
                       <w:sz w:val="16"/>
@@ -1809,7 +1809,7 @@
               </w:tc>
               <w:tc>
                 <w:tcPr>
-                  <w:tcW w:type="dxa" w:w="3912"/>
+                  <w:tcW w:type="dxa" w:w="3856"/>
                   <w:gridSpan w:val="2"/>
                   <w:tcBorders>
                     <w:top w:val="single" w:color="777777" w:sz="3"/>
@@ -1833,7 +1833,7 @@
                   </w:pPr>
                   <w:r>
                     <w:rPr>
-                      <w:rFonts w:ascii="Arial" w:eastAsia="Microsoft JhengHei" w:hAnsi="Arial"/>
+                      <w:rFonts w:ascii="Arial" w:eastAsia="Noto Sans CJK TC" w:hAnsi="Arial"/>
                       <w:b/>
                       <w:bCs/>
                       <w:sz w:val="16"/>
@@ -1845,7 +1845,7 @@
               </w:tc>
               <w:tc>
                 <w:tcPr>
-                  <w:tcW w:type="dxa" w:w="2494"/>
+                  <w:tcW w:type="dxa" w:w="2438"/>
                   <w:tcBorders>
                     <w:top w:val="single" w:color="777777" w:sz="3"/>
                     <w:left w:val="single" w:color="777777" w:sz="3"/>
@@ -1867,7 +1867,7 @@
                   </w:pPr>
                   <w:r>
                     <w:rPr>
-                      <w:rFonts w:ascii="Arial" w:eastAsia="Microsoft JhengHei" w:hAnsi="Arial"/>
+                      <w:rFonts w:ascii="Arial" w:eastAsia="Noto Sans CJK TC" w:hAnsi="Arial"/>
                       <w:sz w:val="16"/>
                       <w:szCs w:val="16"/>
                     </w:rPr>
@@ -1879,7 +1879,7 @@
             <w:tr>
               <w:tc>
                 <w:tcPr>
-                  <w:tcW w:type="dxa" w:w="567"/>
+                  <w:tcW w:type="dxa" w:w="680"/>
                   <w:vMerge w:val="continue"/>
                   <w:tcBorders>
                     <w:top w:val="single" w:color="777777" w:sz="3"/>
@@ -1902,7 +1902,7 @@
                   </w:pPr>
                   <w:r>
                     <w:rPr>
-                      <w:rFonts w:ascii="Arial" w:eastAsia="Microsoft JhengHei" w:hAnsi="Arial"/>
+                      <w:rFonts w:ascii="Arial" w:eastAsia="Noto Sans CJK TC" w:hAnsi="Arial"/>
                       <w:b/>
                       <w:bCs/>
                       <w:sz w:val="18"/>
@@ -1937,7 +1937,7 @@
                   </w:pPr>
                   <w:r>
                     <w:rPr>
-                      <w:rFonts w:ascii="Arial" w:eastAsia="Microsoft JhengHei" w:hAnsi="Arial"/>
+                      <w:rFonts w:ascii="Arial" w:eastAsia="Noto Sans CJK TC" w:hAnsi="Arial"/>
                       <w:sz w:val="16"/>
                       <w:szCs w:val="16"/>
                     </w:rPr>
@@ -1969,7 +1969,7 @@
                   </w:pPr>
                   <w:r>
                     <w:rPr>
-                      <w:rFonts w:ascii="Arial" w:eastAsia="Microsoft JhengHei" w:hAnsi="Arial"/>
+                      <w:rFonts w:ascii="Arial" w:eastAsia="Noto Sans CJK TC" w:hAnsi="Arial"/>
                       <w:sz w:val="16"/>
                       <w:szCs w:val="16"/>
                     </w:rPr>
@@ -1979,28 +1979,28 @@
               </w:tc>
               <w:tc>
                 <w:tcPr>
-                  <w:tcW w:type="dxa" w:w="3288"/>
-                  <w:tcBorders>
-                    <w:top w:val="single" w:color="777777" w:sz="3"/>
-                    <w:left w:val="single" w:color="777777" w:sz="3"/>
-                    <w:bottom w:val="single" w:color="777777" w:sz="3"/>
-                    <w:right w:val="single" w:color="777777" w:sz="3"/>
-                  </w:tcBorders>
-                  <w:tcMar>
-                    <w:top w:type="dxa" w:w="30"/>
-                    <w:left w:type="dxa" w:w="60"/>
-                    <w:bottom w:type="dxa" w:w="30"/>
-                    <w:right w:type="dxa" w:w="60"/>
-                  </w:tcMar>
-                  <w:vAlign w:val="center"/>
-                </w:tcPr>
-                <w:p>
-                  <w:pPr>
-                    <w:spacing w:after="0" w:before="0" w:line="280"/>
-                  </w:pPr>
-                  <w:r>
-                    <w:rPr>
-                      <w:rFonts w:ascii="Arial" w:eastAsia="Microsoft JhengHei" w:hAnsi="Arial"/>
+                  <w:tcW w:type="dxa" w:w="3232"/>
+                  <w:tcBorders>
+                    <w:top w:val="single" w:color="777777" w:sz="3"/>
+                    <w:left w:val="single" w:color="777777" w:sz="3"/>
+                    <w:bottom w:val="single" w:color="777777" w:sz="3"/>
+                    <w:right w:val="single" w:color="777777" w:sz="3"/>
+                  </w:tcBorders>
+                  <w:tcMar>
+                    <w:top w:type="dxa" w:w="30"/>
+                    <w:left w:type="dxa" w:w="60"/>
+                    <w:bottom w:type="dxa" w:w="30"/>
+                    <w:right w:type="dxa" w:w="60"/>
+                  </w:tcMar>
+                  <w:vAlign w:val="center"/>
+                </w:tcPr>
+                <w:p>
+                  <w:pPr>
+                    <w:spacing w:after="0" w:before="0" w:line="280"/>
+                  </w:pPr>
+                  <w:r>
+                    <w:rPr>
+                      <w:rFonts w:ascii="Arial" w:eastAsia="Noto Sans CJK TC" w:hAnsi="Arial"/>
                       <w:sz w:val="16"/>
                       <w:szCs w:val="16"/>
                     </w:rPr>
@@ -2010,28 +2010,28 @@
               </w:tc>
               <w:tc>
                 <w:tcPr>
-                  <w:tcW w:type="dxa" w:w="2494"/>
-                  <w:tcBorders>
-                    <w:top w:val="single" w:color="777777" w:sz="3"/>
-                    <w:left w:val="single" w:color="777777" w:sz="3"/>
-                    <w:bottom w:val="single" w:color="777777" w:sz="3"/>
-                    <w:right w:val="single" w:color="777777" w:sz="3"/>
-                  </w:tcBorders>
-                  <w:tcMar>
-                    <w:top w:type="dxa" w:w="30"/>
-                    <w:left w:type="dxa" w:w="60"/>
-                    <w:bottom w:type="dxa" w:w="30"/>
-                    <w:right w:type="dxa" w:w="60"/>
-                  </w:tcMar>
-                  <w:vAlign w:val="center"/>
-                </w:tcPr>
-                <w:p>
-                  <w:pPr>
-                    <w:spacing w:after="0" w:before="0" w:line="280"/>
-                  </w:pPr>
-                  <w:r>
-                    <w:rPr>
-                      <w:rFonts w:ascii="Arial" w:eastAsia="Microsoft JhengHei" w:hAnsi="Arial"/>
+                  <w:tcW w:type="dxa" w:w="2438"/>
+                  <w:tcBorders>
+                    <w:top w:val="single" w:color="777777" w:sz="3"/>
+                    <w:left w:val="single" w:color="777777" w:sz="3"/>
+                    <w:bottom w:val="single" w:color="777777" w:sz="3"/>
+                    <w:right w:val="single" w:color="777777" w:sz="3"/>
+                  </w:tcBorders>
+                  <w:tcMar>
+                    <w:top w:type="dxa" w:w="30"/>
+                    <w:left w:type="dxa" w:w="60"/>
+                    <w:bottom w:type="dxa" w:w="30"/>
+                    <w:right w:type="dxa" w:w="60"/>
+                  </w:tcMar>
+                  <w:vAlign w:val="center"/>
+                </w:tcPr>
+                <w:p>
+                  <w:pPr>
+                    <w:spacing w:after="0" w:before="0" w:line="280"/>
+                  </w:pPr>
+                  <w:r>
+                    <w:rPr>
+                      <w:rFonts w:ascii="Arial" w:eastAsia="Noto Sans CJK TC" w:hAnsi="Arial"/>
                       <w:sz w:val="16"/>
                       <w:szCs w:val="16"/>
                     </w:rPr>
@@ -2043,29 +2043,29 @@
             <w:tr>
               <w:tc>
                 <w:tcPr>
-                  <w:tcW w:type="dxa" w:w="567"/>
-                  <w:tcBorders>
-                    <w:top w:val="single" w:color="777777" w:sz="3"/>
-                    <w:left w:val="single" w:color="777777" w:sz="3"/>
-                    <w:bottom w:val="single" w:color="777777" w:sz="3"/>
-                    <w:right w:val="single" w:color="777777" w:sz="3"/>
-                  </w:tcBorders>
-                  <w:tcMar>
-                    <w:top w:type="dxa" w:w="30"/>
-                    <w:left w:type="dxa" w:w="60"/>
-                    <w:bottom w:type="dxa" w:w="30"/>
-                    <w:right w:type="dxa" w:w="60"/>
-                  </w:tcMar>
-                  <w:vAlign w:val="center"/>
-                </w:tcPr>
-                <w:p>
-                  <w:pPr>
-                    <w:spacing w:after="0" w:before="0" w:line="280"/>
-                    <w:jc w:val="center"/>
-                  </w:pPr>
-                  <w:r>
-                    <w:rPr>
-                      <w:rFonts w:ascii="Arial" w:eastAsia="Microsoft JhengHei" w:hAnsi="Arial"/>
+                  <w:tcW w:type="dxa" w:w="680"/>
+                  <w:tcBorders>
+                    <w:top w:val="single" w:color="777777" w:sz="3"/>
+                    <w:left w:val="single" w:color="777777" w:sz="3"/>
+                    <w:bottom w:val="single" w:color="777777" w:sz="3"/>
+                    <w:right w:val="single" w:color="777777" w:sz="3"/>
+                  </w:tcBorders>
+                  <w:tcMar>
+                    <w:top w:type="dxa" w:w="30"/>
+                    <w:left w:type="dxa" w:w="60"/>
+                    <w:bottom w:type="dxa" w:w="30"/>
+                    <w:right w:type="dxa" w:w="60"/>
+                  </w:tcMar>
+                  <w:vAlign w:val="center"/>
+                </w:tcPr>
+                <w:p>
+                  <w:pPr>
+                    <w:spacing w:after="0" w:before="0" w:line="280"/>
+                    <w:jc w:val="center"/>
+                  </w:pPr>
+                  <w:r>
+                    <w:rPr>
+                      <w:rFonts w:ascii="Arial" w:eastAsia="Noto Sans CJK TC" w:hAnsi="Arial"/>
                       <w:b/>
                       <w:bCs/>
                       <w:sz w:val="18"/>
@@ -2100,7 +2100,7 @@
                   </w:pPr>
                   <w:r>
                     <w:rPr>
-                      <w:rFonts w:ascii="Arial" w:eastAsia="Microsoft JhengHei" w:hAnsi="Arial"/>
+                      <w:rFonts w:ascii="Arial" w:eastAsia="Noto Sans CJK TC" w:hAnsi="Arial"/>
                       <w:sz w:val="16"/>
                       <w:szCs w:val="16"/>
                     </w:rPr>
@@ -2110,28 +2110,28 @@
               </w:tc>
               <w:tc>
                 <w:tcPr>
-                  <w:tcW w:type="dxa" w:w="3288"/>
-                  <w:tcBorders>
-                    <w:top w:val="single" w:color="777777" w:sz="3"/>
-                    <w:left w:val="single" w:color="777777" w:sz="3"/>
-                    <w:bottom w:val="single" w:color="777777" w:sz="3"/>
-                    <w:right w:val="single" w:color="777777" w:sz="3"/>
-                  </w:tcBorders>
-                  <w:tcMar>
-                    <w:top w:type="dxa" w:w="30"/>
-                    <w:left w:type="dxa" w:w="60"/>
-                    <w:bottom w:type="dxa" w:w="30"/>
-                    <w:right w:type="dxa" w:w="60"/>
-                  </w:tcMar>
-                  <w:vAlign w:val="center"/>
-                </w:tcPr>
-                <w:p>
-                  <w:pPr>
-                    <w:spacing w:after="0" w:before="0" w:line="280"/>
-                  </w:pPr>
-                  <w:r>
-                    <w:rPr>
-                      <w:rFonts w:ascii="Arial" w:eastAsia="Microsoft JhengHei" w:hAnsi="Arial"/>
+                  <w:tcW w:type="dxa" w:w="3232"/>
+                  <w:tcBorders>
+                    <w:top w:val="single" w:color="777777" w:sz="3"/>
+                    <w:left w:val="single" w:color="777777" w:sz="3"/>
+                    <w:bottom w:val="single" w:color="777777" w:sz="3"/>
+                    <w:right w:val="single" w:color="777777" w:sz="3"/>
+                  </w:tcBorders>
+                  <w:tcMar>
+                    <w:top w:type="dxa" w:w="30"/>
+                    <w:left w:type="dxa" w:w="60"/>
+                    <w:bottom w:type="dxa" w:w="30"/>
+                    <w:right w:type="dxa" w:w="60"/>
+                  </w:tcMar>
+                  <w:vAlign w:val="center"/>
+                </w:tcPr>
+                <w:p>
+                  <w:pPr>
+                    <w:spacing w:after="0" w:before="0" w:line="280"/>
+                  </w:pPr>
+                  <w:r>
+                    <w:rPr>
+                      <w:rFonts w:ascii="Arial" w:eastAsia="Noto Sans CJK TC" w:hAnsi="Arial"/>
                       <w:sz w:val="16"/>
                       <w:szCs w:val="16"/>
                     </w:rPr>
@@ -2141,28 +2141,28 @@
               </w:tc>
               <w:tc>
                 <w:tcPr>
-                  <w:tcW w:type="dxa" w:w="2494"/>
-                  <w:tcBorders>
-                    <w:top w:val="single" w:color="777777" w:sz="3"/>
-                    <w:left w:val="single" w:color="777777" w:sz="3"/>
-                    <w:bottom w:val="single" w:color="777777" w:sz="3"/>
-                    <w:right w:val="single" w:color="777777" w:sz="3"/>
-                  </w:tcBorders>
-                  <w:tcMar>
-                    <w:top w:type="dxa" w:w="30"/>
-                    <w:left w:type="dxa" w:w="60"/>
-                    <w:bottom w:type="dxa" w:w="30"/>
-                    <w:right w:type="dxa" w:w="60"/>
-                  </w:tcMar>
-                  <w:vAlign w:val="center"/>
-                </w:tcPr>
-                <w:p>
-                  <w:pPr>
-                    <w:spacing w:after="0" w:before="0" w:line="280"/>
-                  </w:pPr>
-                  <w:r>
-                    <w:rPr>
-                      <w:rFonts w:ascii="Arial" w:eastAsia="Microsoft JhengHei" w:hAnsi="Arial"/>
+                  <w:tcW w:type="dxa" w:w="2438"/>
+                  <w:tcBorders>
+                    <w:top w:val="single" w:color="777777" w:sz="3"/>
+                    <w:left w:val="single" w:color="777777" w:sz="3"/>
+                    <w:bottom w:val="single" w:color="777777" w:sz="3"/>
+                    <w:right w:val="single" w:color="777777" w:sz="3"/>
+                  </w:tcBorders>
+                  <w:tcMar>
+                    <w:top w:type="dxa" w:w="30"/>
+                    <w:left w:type="dxa" w:w="60"/>
+                    <w:bottom w:type="dxa" w:w="30"/>
+                    <w:right w:type="dxa" w:w="60"/>
+                  </w:tcMar>
+                  <w:vAlign w:val="center"/>
+                </w:tcPr>
+                <w:p>
+                  <w:pPr>
+                    <w:spacing w:after="0" w:before="0" w:line="280"/>
+                  </w:pPr>
+                  <w:r>
+                    <w:rPr>
+                      <w:rFonts w:ascii="Arial" w:eastAsia="Noto Sans CJK TC" w:hAnsi="Arial"/>
                       <w:sz w:val="16"/>
                       <w:szCs w:val="16"/>
                     </w:rPr>
@@ -2174,7 +2174,7 @@
             <w:tr>
               <w:tc>
                 <w:tcPr>
-                  <w:tcW w:type="dxa" w:w="7370"/>
+                  <w:tcW w:type="dxa" w:w="7371"/>
                   <w:gridSpan w:val="5"/>
                   <w:tcBorders>
                     <w:top w:val="single" w:color="777777" w:sz="3"/>
@@ -2198,7 +2198,7 @@
                   </w:pPr>
                   <w:r>
                     <w:rPr>
-                      <w:rFonts w:ascii="Arial" w:eastAsia="Microsoft JhengHei" w:hAnsi="Arial"/>
+                      <w:rFonts w:ascii="Arial" w:eastAsia="Noto Sans CJK TC" w:hAnsi="Arial"/>
                       <w:b/>
                       <w:bCs/>
                       <w:i/>
@@ -2214,7 +2214,7 @@
             <w:tr>
               <w:tc>
                 <w:tcPr>
-                  <w:tcW w:type="dxa" w:w="567"/>
+                  <w:tcW w:type="dxa" w:w="680"/>
                   <w:tcBorders>
                     <w:top w:val="single" w:color="777777" w:sz="3"/>
                     <w:left w:val="single" w:color="777777" w:sz="3"/>
@@ -2237,7 +2237,7 @@
                   </w:pPr>
                   <w:r>
                     <w:rPr>
-                      <w:rFonts w:ascii="Arial" w:eastAsia="Microsoft JhengHei" w:hAnsi="Arial"/>
+                      <w:rFonts w:ascii="Arial" w:eastAsia="Noto Sans CJK TC" w:hAnsi="Arial"/>
                       <w:b/>
                       <w:bCs/>
                       <w:sz w:val="18"/>
@@ -2273,7 +2273,7 @@
                   </w:pPr>
                   <w:r>
                     <w:rPr>
-                      <w:rFonts w:ascii="Arial" w:eastAsia="Microsoft JhengHei" w:hAnsi="Arial"/>
+                      <w:rFonts w:ascii="Arial" w:eastAsia="Noto Sans CJK TC" w:hAnsi="Arial"/>
                       <w:sz w:val="16"/>
                       <w:szCs w:val="16"/>
                     </w:rPr>
@@ -2283,7 +2283,7 @@
               </w:tc>
               <w:tc>
                 <w:tcPr>
-                  <w:tcW w:type="dxa" w:w="3288"/>
+                  <w:tcW w:type="dxa" w:w="3232"/>
                   <w:tcBorders>
                     <w:top w:val="single" w:color="777777" w:sz="3"/>
                     <w:left w:val="single" w:color="777777" w:sz="3"/>
@@ -2306,7 +2306,7 @@
                   </w:pPr>
                   <w:r>
                     <w:rPr>
-                      <w:rFonts w:ascii="Arial" w:eastAsia="Microsoft JhengHei" w:hAnsi="Arial"/>
+                      <w:rFonts w:ascii="Arial" w:eastAsia="Noto Sans CJK TC" w:hAnsi="Arial"/>
                       <w:b/>
                       <w:bCs/>
                       <w:sz w:val="16"/>
@@ -2318,7 +2318,7 @@
               </w:tc>
               <w:tc>
                 <w:tcPr>
-                  <w:tcW w:type="dxa" w:w="2494"/>
+                  <w:tcW w:type="dxa" w:w="2438"/>
                   <w:tcBorders>
                     <w:top w:val="single" w:color="777777" w:sz="3"/>
                     <w:left w:val="single" w:color="777777" w:sz="3"/>
@@ -2340,7 +2340,7 @@
                   </w:pPr>
                   <w:r>
                     <w:rPr>
-                      <w:rFonts w:ascii="Arial" w:eastAsia="Microsoft JhengHei" w:hAnsi="Arial"/>
+                      <w:rFonts w:ascii="Arial" w:eastAsia="Noto Sans CJK TC" w:hAnsi="Arial"/>
                       <w:sz w:val="16"/>
                       <w:szCs w:val="16"/>
                     </w:rPr>
@@ -2352,7 +2352,7 @@
             <w:tr>
               <w:tc>
                 <w:tcPr>
-                  <w:tcW w:type="dxa" w:w="7370"/>
+                  <w:tcW w:type="dxa" w:w="7371"/>
                   <w:gridSpan w:val="5"/>
                   <w:tcBorders>
                     <w:top w:val="none" w:color="FFFFFF" w:sz="0"/>
@@ -2375,7 +2375,7 @@
                   </w:pPr>
                   <w:r>
                     <w:rPr>
-                      <w:rFonts w:ascii="Arial" w:eastAsia="Microsoft JhengHei" w:hAnsi="Arial"/>
+                      <w:rFonts w:ascii="Arial" w:eastAsia="Noto Sans CJK TC" w:hAnsi="Arial"/>
                       <w:sz w:val="14"/>
                       <w:szCs w:val="14"/>
                     </w:rPr>
@@ -2387,7 +2387,7 @@
             <w:tr>
               <w:tc>
                 <w:tcPr>
-                  <w:tcW w:type="dxa" w:w="567"/>
+                  <w:tcW w:type="dxa" w:w="680"/>
                   <w:vMerge w:val="restart"/>
                   <w:tcBorders>
                     <w:top w:val="single" w:color="777777" w:sz="3"/>
@@ -2411,7 +2411,7 @@
                   </w:pPr>
                   <w:r>
                     <w:rPr>
-                      <w:rFonts w:ascii="Arial" w:eastAsia="Microsoft JhengHei" w:hAnsi="Arial"/>
+                      <w:rFonts w:ascii="Arial" w:eastAsia="Noto Sans CJK TC" w:hAnsi="Arial"/>
                       <w:b/>
                       <w:bCs/>
                       <w:sz w:val="18"/>
@@ -2447,7 +2447,7 @@
                   </w:pPr>
                   <w:r>
                     <w:rPr>
-                      <w:rFonts w:ascii="Arial" w:eastAsia="Microsoft JhengHei" w:hAnsi="Arial"/>
+                      <w:rFonts w:ascii="Arial" w:eastAsia="Noto Sans CJK TC" w:hAnsi="Arial"/>
                       <w:b/>
                       <w:bCs/>
                       <w:sz w:val="16"/>
@@ -2459,7 +2459,7 @@
               </w:tc>
               <w:tc>
                 <w:tcPr>
-                  <w:tcW w:type="dxa" w:w="3912"/>
+                  <w:tcW w:type="dxa" w:w="3856"/>
                   <w:gridSpan w:val="2"/>
                   <w:tcBorders>
                     <w:top w:val="single" w:color="777777" w:sz="3"/>
@@ -2483,7 +2483,7 @@
                   </w:pPr>
                   <w:r>
                     <w:rPr>
-                      <w:rFonts w:ascii="Arial" w:eastAsia="Microsoft JhengHei" w:hAnsi="Arial"/>
+                      <w:rFonts w:ascii="Arial" w:eastAsia="Noto Sans CJK TC" w:hAnsi="Arial"/>
                       <w:b/>
                       <w:bCs/>
                       <w:sz w:val="16"/>
@@ -2495,7 +2495,7 @@
               </w:tc>
               <w:tc>
                 <w:tcPr>
-                  <w:tcW w:type="dxa" w:w="2494"/>
+                  <w:tcW w:type="dxa" w:w="2438"/>
                   <w:tcBorders>
                     <w:top w:val="single" w:color="777777" w:sz="3"/>
                     <w:left w:val="single" w:color="777777" w:sz="3"/>
@@ -2517,7 +2517,7 @@
                   </w:pPr>
                   <w:r>
                     <w:rPr>
-                      <w:rFonts w:ascii="Arial" w:eastAsia="Microsoft JhengHei" w:hAnsi="Arial"/>
+                      <w:rFonts w:ascii="Arial" w:eastAsia="Noto Sans CJK TC" w:hAnsi="Arial"/>
                       <w:sz w:val="16"/>
                       <w:szCs w:val="16"/>
                     </w:rPr>
@@ -2529,7 +2529,7 @@
             <w:tr>
               <w:tc>
                 <w:tcPr>
-                  <w:tcW w:type="dxa" w:w="567"/>
+                  <w:tcW w:type="dxa" w:w="680"/>
                   <w:vMerge w:val="continue"/>
                   <w:tcBorders>
                     <w:top w:val="single" w:color="777777" w:sz="3"/>
@@ -2552,7 +2552,7 @@
                   </w:pPr>
                   <w:r>
                     <w:rPr>
-                      <w:rFonts w:ascii="Arial" w:eastAsia="Microsoft JhengHei" w:hAnsi="Arial"/>
+                      <w:rFonts w:ascii="Arial" w:eastAsia="Noto Sans CJK TC" w:hAnsi="Arial"/>
                       <w:b/>
                       <w:bCs/>
                       <w:sz w:val="18"/>
@@ -2587,7 +2587,7 @@
                   </w:pPr>
                   <w:r>
                     <w:rPr>
-                      <w:rFonts w:ascii="Arial" w:eastAsia="Microsoft JhengHei" w:hAnsi="Arial"/>
+                      <w:rFonts w:ascii="Arial" w:eastAsia="Noto Sans CJK TC" w:hAnsi="Arial"/>
                       <w:sz w:val="16"/>
                       <w:szCs w:val="16"/>
                     </w:rPr>
@@ -2619,7 +2619,7 @@
                   </w:pPr>
                   <w:r>
                     <w:rPr>
-                      <w:rFonts w:ascii="Arial" w:eastAsia="Microsoft JhengHei" w:hAnsi="Arial"/>
+                      <w:rFonts w:ascii="Arial" w:eastAsia="Noto Sans CJK TC" w:hAnsi="Arial"/>
                       <w:sz w:val="16"/>
                       <w:szCs w:val="16"/>
                     </w:rPr>
@@ -2629,28 +2629,28 @@
               </w:tc>
               <w:tc>
                 <w:tcPr>
-                  <w:tcW w:type="dxa" w:w="3288"/>
-                  <w:tcBorders>
-                    <w:top w:val="single" w:color="777777" w:sz="3"/>
-                    <w:left w:val="single" w:color="777777" w:sz="3"/>
-                    <w:bottom w:val="single" w:color="777777" w:sz="3"/>
-                    <w:right w:val="single" w:color="777777" w:sz="3"/>
-                  </w:tcBorders>
-                  <w:tcMar>
-                    <w:top w:type="dxa" w:w="30"/>
-                    <w:left w:type="dxa" w:w="60"/>
-                    <w:bottom w:type="dxa" w:w="30"/>
-                    <w:right w:type="dxa" w:w="60"/>
-                  </w:tcMar>
-                  <w:vAlign w:val="center"/>
-                </w:tcPr>
-                <w:p>
-                  <w:pPr>
-                    <w:spacing w:after="0" w:before="0" w:line="280"/>
-                  </w:pPr>
-                  <w:r>
-                    <w:rPr>
-                      <w:rFonts w:ascii="Arial" w:eastAsia="Microsoft JhengHei" w:hAnsi="Arial"/>
+                  <w:tcW w:type="dxa" w:w="3232"/>
+                  <w:tcBorders>
+                    <w:top w:val="single" w:color="777777" w:sz="3"/>
+                    <w:left w:val="single" w:color="777777" w:sz="3"/>
+                    <w:bottom w:val="single" w:color="777777" w:sz="3"/>
+                    <w:right w:val="single" w:color="777777" w:sz="3"/>
+                  </w:tcBorders>
+                  <w:tcMar>
+                    <w:top w:type="dxa" w:w="30"/>
+                    <w:left w:type="dxa" w:w="60"/>
+                    <w:bottom w:type="dxa" w:w="30"/>
+                    <w:right w:type="dxa" w:w="60"/>
+                  </w:tcMar>
+                  <w:vAlign w:val="center"/>
+                </w:tcPr>
+                <w:p>
+                  <w:pPr>
+                    <w:spacing w:after="0" w:before="0" w:line="280"/>
+                  </w:pPr>
+                  <w:r>
+                    <w:rPr>
+                      <w:rFonts w:ascii="Arial" w:eastAsia="Noto Sans CJK TC" w:hAnsi="Arial"/>
                       <w:sz w:val="16"/>
                       <w:szCs w:val="16"/>
                     </w:rPr>
@@ -2660,28 +2660,28 @@
               </w:tc>
               <w:tc>
                 <w:tcPr>
-                  <w:tcW w:type="dxa" w:w="2494"/>
-                  <w:tcBorders>
-                    <w:top w:val="single" w:color="777777" w:sz="3"/>
-                    <w:left w:val="single" w:color="777777" w:sz="3"/>
-                    <w:bottom w:val="single" w:color="777777" w:sz="3"/>
-                    <w:right w:val="single" w:color="777777" w:sz="3"/>
-                  </w:tcBorders>
-                  <w:tcMar>
-                    <w:top w:type="dxa" w:w="30"/>
-                    <w:left w:type="dxa" w:w="60"/>
-                    <w:bottom w:type="dxa" w:w="30"/>
-                    <w:right w:type="dxa" w:w="60"/>
-                  </w:tcMar>
-                  <w:vAlign w:val="center"/>
-                </w:tcPr>
-                <w:p>
-                  <w:pPr>
-                    <w:spacing w:after="0" w:before="0" w:line="280"/>
-                  </w:pPr>
-                  <w:r>
-                    <w:rPr>
-                      <w:rFonts w:ascii="Arial" w:eastAsia="Microsoft JhengHei" w:hAnsi="Arial"/>
+                  <w:tcW w:type="dxa" w:w="2438"/>
+                  <w:tcBorders>
+                    <w:top w:val="single" w:color="777777" w:sz="3"/>
+                    <w:left w:val="single" w:color="777777" w:sz="3"/>
+                    <w:bottom w:val="single" w:color="777777" w:sz="3"/>
+                    <w:right w:val="single" w:color="777777" w:sz="3"/>
+                  </w:tcBorders>
+                  <w:tcMar>
+                    <w:top w:type="dxa" w:w="30"/>
+                    <w:left w:type="dxa" w:w="60"/>
+                    <w:bottom w:type="dxa" w:w="30"/>
+                    <w:right w:type="dxa" w:w="60"/>
+                  </w:tcMar>
+                  <w:vAlign w:val="center"/>
+                </w:tcPr>
+                <w:p>
+                  <w:pPr>
+                    <w:spacing w:after="0" w:before="0" w:line="280"/>
+                  </w:pPr>
+                  <w:r>
+                    <w:rPr>
+                      <w:rFonts w:ascii="Arial" w:eastAsia="Noto Sans CJK TC" w:hAnsi="Arial"/>
                       <w:sz w:val="16"/>
                       <w:szCs w:val="16"/>
                     </w:rPr>
@@ -2693,7 +2693,7 @@
             <w:tr>
               <w:tc>
                 <w:tcPr>
-                  <w:tcW w:type="dxa" w:w="567"/>
+                  <w:tcW w:type="dxa" w:w="680"/>
                   <w:vMerge w:val="continue"/>
                   <w:tcBorders>
                     <w:top w:val="single" w:color="777777" w:sz="3"/>
@@ -2716,7 +2716,7 @@
                   </w:pPr>
                   <w:r>
                     <w:rPr>
-                      <w:rFonts w:ascii="Arial" w:eastAsia="Microsoft JhengHei" w:hAnsi="Arial"/>
+                      <w:rFonts w:ascii="Arial" w:eastAsia="Noto Sans CJK TC" w:hAnsi="Arial"/>
                       <w:b/>
                       <w:bCs/>
                       <w:sz w:val="18"/>
@@ -2751,7 +2751,7 @@
                   </w:pPr>
                   <w:r>
                     <w:rPr>
-                      <w:rFonts w:ascii="Arial" w:eastAsia="Microsoft JhengHei" w:hAnsi="Arial"/>
+                      <w:rFonts w:ascii="Arial" w:eastAsia="Noto Sans CJK TC" w:hAnsi="Arial"/>
                       <w:sz w:val="16"/>
                       <w:szCs w:val="16"/>
                     </w:rPr>
@@ -2783,7 +2783,7 @@
                   </w:pPr>
                   <w:r>
                     <w:rPr>
-                      <w:rFonts w:ascii="Arial" w:eastAsia="Microsoft JhengHei" w:hAnsi="Arial"/>
+                      <w:rFonts w:ascii="Arial" w:eastAsia="Noto Sans CJK TC" w:hAnsi="Arial"/>
                       <w:sz w:val="16"/>
                       <w:szCs w:val="16"/>
                     </w:rPr>
@@ -2793,28 +2793,28 @@
               </w:tc>
               <w:tc>
                 <w:tcPr>
-                  <w:tcW w:type="dxa" w:w="3288"/>
-                  <w:tcBorders>
-                    <w:top w:val="single" w:color="777777" w:sz="3"/>
-                    <w:left w:val="single" w:color="777777" w:sz="3"/>
-                    <w:bottom w:val="single" w:color="777777" w:sz="3"/>
-                    <w:right w:val="single" w:color="777777" w:sz="3"/>
-                  </w:tcBorders>
-                  <w:tcMar>
-                    <w:top w:type="dxa" w:w="30"/>
-                    <w:left w:type="dxa" w:w="60"/>
-                    <w:bottom w:type="dxa" w:w="30"/>
-                    <w:right w:type="dxa" w:w="60"/>
-                  </w:tcMar>
-                  <w:vAlign w:val="center"/>
-                </w:tcPr>
-                <w:p>
-                  <w:pPr>
-                    <w:spacing w:after="0" w:before="0" w:line="280"/>
-                  </w:pPr>
-                  <w:r>
-                    <w:rPr>
-                      <w:rFonts w:ascii="Arial" w:eastAsia="Microsoft JhengHei" w:hAnsi="Arial"/>
+                  <w:tcW w:type="dxa" w:w="3232"/>
+                  <w:tcBorders>
+                    <w:top w:val="single" w:color="777777" w:sz="3"/>
+                    <w:left w:val="single" w:color="777777" w:sz="3"/>
+                    <w:bottom w:val="single" w:color="777777" w:sz="3"/>
+                    <w:right w:val="single" w:color="777777" w:sz="3"/>
+                  </w:tcBorders>
+                  <w:tcMar>
+                    <w:top w:type="dxa" w:w="30"/>
+                    <w:left w:type="dxa" w:w="60"/>
+                    <w:bottom w:type="dxa" w:w="30"/>
+                    <w:right w:type="dxa" w:w="60"/>
+                  </w:tcMar>
+                  <w:vAlign w:val="center"/>
+                </w:tcPr>
+                <w:p>
+                  <w:pPr>
+                    <w:spacing w:after="0" w:before="0" w:line="280"/>
+                  </w:pPr>
+                  <w:r>
+                    <w:rPr>
+                      <w:rFonts w:ascii="Arial" w:eastAsia="Noto Sans CJK TC" w:hAnsi="Arial"/>
                       <w:sz w:val="16"/>
                       <w:szCs w:val="16"/>
                     </w:rPr>
@@ -2824,28 +2824,28 @@
               </w:tc>
               <w:tc>
                 <w:tcPr>
-                  <w:tcW w:type="dxa" w:w="2494"/>
-                  <w:tcBorders>
-                    <w:top w:val="single" w:color="777777" w:sz="3"/>
-                    <w:left w:val="single" w:color="777777" w:sz="3"/>
-                    <w:bottom w:val="single" w:color="777777" w:sz="3"/>
-                    <w:right w:val="single" w:color="777777" w:sz="3"/>
-                  </w:tcBorders>
-                  <w:tcMar>
-                    <w:top w:type="dxa" w:w="30"/>
-                    <w:left w:type="dxa" w:w="60"/>
-                    <w:bottom w:type="dxa" w:w="30"/>
-                    <w:right w:type="dxa" w:w="60"/>
-                  </w:tcMar>
-                  <w:vAlign w:val="center"/>
-                </w:tcPr>
-                <w:p>
-                  <w:pPr>
-                    <w:spacing w:after="0" w:before="0" w:line="280"/>
-                  </w:pPr>
-                  <w:r>
-                    <w:rPr>
-                      <w:rFonts w:ascii="Arial" w:eastAsia="Microsoft JhengHei" w:hAnsi="Arial"/>
+                  <w:tcW w:type="dxa" w:w="2438"/>
+                  <w:tcBorders>
+                    <w:top w:val="single" w:color="777777" w:sz="3"/>
+                    <w:left w:val="single" w:color="777777" w:sz="3"/>
+                    <w:bottom w:val="single" w:color="777777" w:sz="3"/>
+                    <w:right w:val="single" w:color="777777" w:sz="3"/>
+                  </w:tcBorders>
+                  <w:tcMar>
+                    <w:top w:type="dxa" w:w="30"/>
+                    <w:left w:type="dxa" w:w="60"/>
+                    <w:bottom w:type="dxa" w:w="30"/>
+                    <w:right w:type="dxa" w:w="60"/>
+                  </w:tcMar>
+                  <w:vAlign w:val="center"/>
+                </w:tcPr>
+                <w:p>
+                  <w:pPr>
+                    <w:spacing w:after="0" w:before="0" w:line="280"/>
+                  </w:pPr>
+                  <w:r>
+                    <w:rPr>
+                      <w:rFonts w:ascii="Arial" w:eastAsia="Noto Sans CJK TC" w:hAnsi="Arial"/>
                       <w:sz w:val="16"/>
                       <w:szCs w:val="16"/>
                     </w:rPr>
@@ -2857,7 +2857,7 @@
             <w:tr>
               <w:tc>
                 <w:tcPr>
-                  <w:tcW w:type="dxa" w:w="567"/>
+                  <w:tcW w:type="dxa" w:w="680"/>
                   <w:vMerge w:val="continue"/>
                   <w:tcBorders>
                     <w:top w:val="single" w:color="777777" w:sz="3"/>
@@ -2880,7 +2880,7 @@
                   </w:pPr>
                   <w:r>
                     <w:rPr>
-                      <w:rFonts w:ascii="Arial" w:eastAsia="Microsoft JhengHei" w:hAnsi="Arial"/>
+                      <w:rFonts w:ascii="Arial" w:eastAsia="Noto Sans CJK TC" w:hAnsi="Arial"/>
                       <w:b/>
                       <w:bCs/>
                       <w:sz w:val="18"/>
@@ -2915,7 +2915,7 @@
                   </w:pPr>
                   <w:r>
                     <w:rPr>
-                      <w:rFonts w:ascii="Arial" w:eastAsia="Microsoft JhengHei" w:hAnsi="Arial"/>
+                      <w:rFonts w:ascii="Arial" w:eastAsia="Noto Sans CJK TC" w:hAnsi="Arial"/>
                       <w:sz w:val="16"/>
                       <w:szCs w:val="16"/>
                     </w:rPr>
@@ -2947,7 +2947,7 @@
                   </w:pPr>
                   <w:r>
                     <w:rPr>
-                      <w:rFonts w:ascii="Arial" w:eastAsia="Microsoft JhengHei" w:hAnsi="Arial"/>
+                      <w:rFonts w:ascii="Arial" w:eastAsia="Noto Sans CJK TC" w:hAnsi="Arial"/>
                       <w:sz w:val="16"/>
                       <w:szCs w:val="16"/>
                     </w:rPr>
@@ -2957,28 +2957,28 @@
               </w:tc>
               <w:tc>
                 <w:tcPr>
-                  <w:tcW w:type="dxa" w:w="3288"/>
-                  <w:tcBorders>
-                    <w:top w:val="single" w:color="777777" w:sz="3"/>
-                    <w:left w:val="single" w:color="777777" w:sz="3"/>
-                    <w:bottom w:val="single" w:color="777777" w:sz="3"/>
-                    <w:right w:val="single" w:color="777777" w:sz="3"/>
-                  </w:tcBorders>
-                  <w:tcMar>
-                    <w:top w:type="dxa" w:w="30"/>
-                    <w:left w:type="dxa" w:w="60"/>
-                    <w:bottom w:type="dxa" w:w="30"/>
-                    <w:right w:type="dxa" w:w="60"/>
-                  </w:tcMar>
-                  <w:vAlign w:val="center"/>
-                </w:tcPr>
-                <w:p>
-                  <w:pPr>
-                    <w:spacing w:after="0" w:before="0" w:line="280"/>
-                  </w:pPr>
-                  <w:r>
-                    <w:rPr>
-                      <w:rFonts w:ascii="Arial" w:eastAsia="Microsoft JhengHei" w:hAnsi="Arial"/>
+                  <w:tcW w:type="dxa" w:w="3232"/>
+                  <w:tcBorders>
+                    <w:top w:val="single" w:color="777777" w:sz="3"/>
+                    <w:left w:val="single" w:color="777777" w:sz="3"/>
+                    <w:bottom w:val="single" w:color="777777" w:sz="3"/>
+                    <w:right w:val="single" w:color="777777" w:sz="3"/>
+                  </w:tcBorders>
+                  <w:tcMar>
+                    <w:top w:type="dxa" w:w="30"/>
+                    <w:left w:type="dxa" w:w="60"/>
+                    <w:bottom w:type="dxa" w:w="30"/>
+                    <w:right w:type="dxa" w:w="60"/>
+                  </w:tcMar>
+                  <w:vAlign w:val="center"/>
+                </w:tcPr>
+                <w:p>
+                  <w:pPr>
+                    <w:spacing w:after="0" w:before="0" w:line="280"/>
+                  </w:pPr>
+                  <w:r>
+                    <w:rPr>
+                      <w:rFonts w:ascii="Arial" w:eastAsia="Noto Sans CJK TC" w:hAnsi="Arial"/>
                       <w:sz w:val="16"/>
                       <w:szCs w:val="16"/>
                     </w:rPr>
@@ -2988,28 +2988,28 @@
               </w:tc>
               <w:tc>
                 <w:tcPr>
-                  <w:tcW w:type="dxa" w:w="2494"/>
-                  <w:tcBorders>
-                    <w:top w:val="single" w:color="777777" w:sz="3"/>
-                    <w:left w:val="single" w:color="777777" w:sz="3"/>
-                    <w:bottom w:val="single" w:color="777777" w:sz="3"/>
-                    <w:right w:val="single" w:color="777777" w:sz="3"/>
-                  </w:tcBorders>
-                  <w:tcMar>
-                    <w:top w:type="dxa" w:w="30"/>
-                    <w:left w:type="dxa" w:w="60"/>
-                    <w:bottom w:type="dxa" w:w="30"/>
-                    <w:right w:type="dxa" w:w="60"/>
-                  </w:tcMar>
-                  <w:vAlign w:val="center"/>
-                </w:tcPr>
-                <w:p>
-                  <w:pPr>
-                    <w:spacing w:after="0" w:before="0" w:line="280"/>
-                  </w:pPr>
-                  <w:r>
-                    <w:rPr>
-                      <w:rFonts w:ascii="Arial" w:eastAsia="Microsoft JhengHei" w:hAnsi="Arial"/>
+                  <w:tcW w:type="dxa" w:w="2438"/>
+                  <w:tcBorders>
+                    <w:top w:val="single" w:color="777777" w:sz="3"/>
+                    <w:left w:val="single" w:color="777777" w:sz="3"/>
+                    <w:bottom w:val="single" w:color="777777" w:sz="3"/>
+                    <w:right w:val="single" w:color="777777" w:sz="3"/>
+                  </w:tcBorders>
+                  <w:tcMar>
+                    <w:top w:type="dxa" w:w="30"/>
+                    <w:left w:type="dxa" w:w="60"/>
+                    <w:bottom w:type="dxa" w:w="30"/>
+                    <w:right w:type="dxa" w:w="60"/>
+                  </w:tcMar>
+                  <w:vAlign w:val="center"/>
+                </w:tcPr>
+                <w:p>
+                  <w:pPr>
+                    <w:spacing w:after="0" w:before="0" w:line="280"/>
+                  </w:pPr>
+                  <w:r>
+                    <w:rPr>
+                      <w:rFonts w:ascii="Arial" w:eastAsia="Noto Sans CJK TC" w:hAnsi="Arial"/>
                       <w:sz w:val="16"/>
                       <w:szCs w:val="16"/>
                     </w:rPr>
@@ -3021,7 +3021,7 @@
             <w:tr>
               <w:tc>
                 <w:tcPr>
-                  <w:tcW w:type="dxa" w:w="567"/>
+                  <w:tcW w:type="dxa" w:w="680"/>
                   <w:vMerge w:val="continue"/>
                   <w:tcBorders>
                     <w:top w:val="single" w:color="777777" w:sz="3"/>
@@ -3044,7 +3044,7 @@
                   </w:pPr>
                   <w:r>
                     <w:rPr>
-                      <w:rFonts w:ascii="Arial" w:eastAsia="Microsoft JhengHei" w:hAnsi="Arial"/>
+                      <w:rFonts w:ascii="Arial" w:eastAsia="Noto Sans CJK TC" w:hAnsi="Arial"/>
                       <w:b/>
                       <w:bCs/>
                       <w:sz w:val="18"/>
@@ -3079,7 +3079,7 @@
                   </w:pPr>
                   <w:r>
                     <w:rPr>
-                      <w:rFonts w:ascii="Arial" w:eastAsia="Microsoft JhengHei" w:hAnsi="Arial"/>
+                      <w:rFonts w:ascii="Arial" w:eastAsia="Noto Sans CJK TC" w:hAnsi="Arial"/>
                       <w:sz w:val="16"/>
                       <w:szCs w:val="16"/>
                     </w:rPr>
@@ -3111,7 +3111,7 @@
                   </w:pPr>
                   <w:r>
                     <w:rPr>
-                      <w:rFonts w:ascii="Arial" w:eastAsia="Microsoft JhengHei" w:hAnsi="Arial"/>
+                      <w:rFonts w:ascii="Arial" w:eastAsia="Noto Sans CJK TC" w:hAnsi="Arial"/>
                       <w:sz w:val="16"/>
                       <w:szCs w:val="16"/>
                     </w:rPr>
@@ -3121,28 +3121,28 @@
               </w:tc>
               <w:tc>
                 <w:tcPr>
-                  <w:tcW w:type="dxa" w:w="3288"/>
-                  <w:tcBorders>
-                    <w:top w:val="single" w:color="777777" w:sz="3"/>
-                    <w:left w:val="single" w:color="777777" w:sz="3"/>
-                    <w:bottom w:val="single" w:color="777777" w:sz="3"/>
-                    <w:right w:val="single" w:color="777777" w:sz="3"/>
-                  </w:tcBorders>
-                  <w:tcMar>
-                    <w:top w:type="dxa" w:w="30"/>
-                    <w:left w:type="dxa" w:w="60"/>
-                    <w:bottom w:type="dxa" w:w="30"/>
-                    <w:right w:type="dxa" w:w="60"/>
-                  </w:tcMar>
-                  <w:vAlign w:val="center"/>
-                </w:tcPr>
-                <w:p>
-                  <w:pPr>
-                    <w:spacing w:after="0" w:before="0" w:line="280"/>
-                  </w:pPr>
-                  <w:r>
-                    <w:rPr>
-                      <w:rFonts w:ascii="Arial" w:eastAsia="Microsoft JhengHei" w:hAnsi="Arial"/>
+                  <w:tcW w:type="dxa" w:w="3232"/>
+                  <w:tcBorders>
+                    <w:top w:val="single" w:color="777777" w:sz="3"/>
+                    <w:left w:val="single" w:color="777777" w:sz="3"/>
+                    <w:bottom w:val="single" w:color="777777" w:sz="3"/>
+                    <w:right w:val="single" w:color="777777" w:sz="3"/>
+                  </w:tcBorders>
+                  <w:tcMar>
+                    <w:top w:type="dxa" w:w="30"/>
+                    <w:left w:type="dxa" w:w="60"/>
+                    <w:bottom w:type="dxa" w:w="30"/>
+                    <w:right w:type="dxa" w:w="60"/>
+                  </w:tcMar>
+                  <w:vAlign w:val="center"/>
+                </w:tcPr>
+                <w:p>
+                  <w:pPr>
+                    <w:spacing w:after="0" w:before="0" w:line="280"/>
+                  </w:pPr>
+                  <w:r>
+                    <w:rPr>
+                      <w:rFonts w:ascii="Arial" w:eastAsia="Noto Sans CJK TC" w:hAnsi="Arial"/>
                       <w:sz w:val="16"/>
                       <w:szCs w:val="16"/>
                     </w:rPr>
@@ -3152,28 +3152,28 @@
               </w:tc>
               <w:tc>
                 <w:tcPr>
-                  <w:tcW w:type="dxa" w:w="2494"/>
-                  <w:tcBorders>
-                    <w:top w:val="single" w:color="777777" w:sz="3"/>
-                    <w:left w:val="single" w:color="777777" w:sz="3"/>
-                    <w:bottom w:val="single" w:color="777777" w:sz="3"/>
-                    <w:right w:val="single" w:color="777777" w:sz="3"/>
-                  </w:tcBorders>
-                  <w:tcMar>
-                    <w:top w:type="dxa" w:w="30"/>
-                    <w:left w:type="dxa" w:w="60"/>
-                    <w:bottom w:type="dxa" w:w="30"/>
-                    <w:right w:type="dxa" w:w="60"/>
-                  </w:tcMar>
-                  <w:vAlign w:val="center"/>
-                </w:tcPr>
-                <w:p>
-                  <w:pPr>
-                    <w:spacing w:after="0" w:before="0" w:line="280"/>
-                  </w:pPr>
-                  <w:r>
-                    <w:rPr>
-                      <w:rFonts w:ascii="Arial" w:eastAsia="Microsoft JhengHei" w:hAnsi="Arial"/>
+                  <w:tcW w:type="dxa" w:w="2438"/>
+                  <w:tcBorders>
+                    <w:top w:val="single" w:color="777777" w:sz="3"/>
+                    <w:left w:val="single" w:color="777777" w:sz="3"/>
+                    <w:bottom w:val="single" w:color="777777" w:sz="3"/>
+                    <w:right w:val="single" w:color="777777" w:sz="3"/>
+                  </w:tcBorders>
+                  <w:tcMar>
+                    <w:top w:type="dxa" w:w="30"/>
+                    <w:left w:type="dxa" w:w="60"/>
+                    <w:bottom w:type="dxa" w:w="30"/>
+                    <w:right w:type="dxa" w:w="60"/>
+                  </w:tcMar>
+                  <w:vAlign w:val="center"/>
+                </w:tcPr>
+                <w:p>
+                  <w:pPr>
+                    <w:spacing w:after="0" w:before="0" w:line="280"/>
+                  </w:pPr>
+                  <w:r>
+                    <w:rPr>
+                      <w:rFonts w:ascii="Arial" w:eastAsia="Noto Sans CJK TC" w:hAnsi="Arial"/>
                       <w:sz w:val="16"/>
                       <w:szCs w:val="16"/>
                     </w:rPr>
@@ -3185,7 +3185,7 @@
             <w:tr>
               <w:tc>
                 <w:tcPr>
-                  <w:tcW w:type="dxa" w:w="567"/>
+                  <w:tcW w:type="dxa" w:w="680"/>
                   <w:vMerge w:val="continue"/>
                   <w:tcBorders>
                     <w:top w:val="single" w:color="777777" w:sz="3"/>
@@ -3208,7 +3208,7 @@
                   </w:pPr>
                   <w:r>
                     <w:rPr>
-                      <w:rFonts w:ascii="Arial" w:eastAsia="Microsoft JhengHei" w:hAnsi="Arial"/>
+                      <w:rFonts w:ascii="Arial" w:eastAsia="Noto Sans CJK TC" w:hAnsi="Arial"/>
                       <w:b/>
                       <w:bCs/>
                       <w:sz w:val="18"/>
@@ -3243,7 +3243,7 @@
                   </w:pPr>
                   <w:r>
                     <w:rPr>
-                      <w:rFonts w:ascii="Arial" w:eastAsia="Microsoft JhengHei" w:hAnsi="Arial"/>
+                      <w:rFonts w:ascii="Arial" w:eastAsia="Noto Sans CJK TC" w:hAnsi="Arial"/>
                       <w:sz w:val="16"/>
                       <w:szCs w:val="16"/>
                     </w:rPr>
@@ -3275,7 +3275,7 @@
                   </w:pPr>
                   <w:r>
                     <w:rPr>
-                      <w:rFonts w:ascii="Arial" w:eastAsia="Microsoft JhengHei" w:hAnsi="Arial"/>
+                      <w:rFonts w:ascii="Arial" w:eastAsia="Noto Sans CJK TC" w:hAnsi="Arial"/>
                       <w:sz w:val="16"/>
                       <w:szCs w:val="16"/>
                     </w:rPr>
@@ -3285,28 +3285,28 @@
               </w:tc>
               <w:tc>
                 <w:tcPr>
-                  <w:tcW w:type="dxa" w:w="3288"/>
-                  <w:tcBorders>
-                    <w:top w:val="single" w:color="777777" w:sz="3"/>
-                    <w:left w:val="single" w:color="777777" w:sz="3"/>
-                    <w:bottom w:val="single" w:color="777777" w:sz="3"/>
-                    <w:right w:val="single" w:color="777777" w:sz="3"/>
-                  </w:tcBorders>
-                  <w:tcMar>
-                    <w:top w:type="dxa" w:w="30"/>
-                    <w:left w:type="dxa" w:w="60"/>
-                    <w:bottom w:type="dxa" w:w="30"/>
-                    <w:right w:type="dxa" w:w="60"/>
-                  </w:tcMar>
-                  <w:vAlign w:val="center"/>
-                </w:tcPr>
-                <w:p>
-                  <w:pPr>
-                    <w:spacing w:after="0" w:before="0" w:line="280"/>
-                  </w:pPr>
-                  <w:r>
-                    <w:rPr>
-                      <w:rFonts w:ascii="Arial" w:eastAsia="Microsoft JhengHei" w:hAnsi="Arial"/>
+                  <w:tcW w:type="dxa" w:w="3232"/>
+                  <w:tcBorders>
+                    <w:top w:val="single" w:color="777777" w:sz="3"/>
+                    <w:left w:val="single" w:color="777777" w:sz="3"/>
+                    <w:bottom w:val="single" w:color="777777" w:sz="3"/>
+                    <w:right w:val="single" w:color="777777" w:sz="3"/>
+                  </w:tcBorders>
+                  <w:tcMar>
+                    <w:top w:type="dxa" w:w="30"/>
+                    <w:left w:type="dxa" w:w="60"/>
+                    <w:bottom w:type="dxa" w:w="30"/>
+                    <w:right w:type="dxa" w:w="60"/>
+                  </w:tcMar>
+                  <w:vAlign w:val="center"/>
+                </w:tcPr>
+                <w:p>
+                  <w:pPr>
+                    <w:spacing w:after="0" w:before="0" w:line="280"/>
+                  </w:pPr>
+                  <w:r>
+                    <w:rPr>
+                      <w:rFonts w:ascii="Arial" w:eastAsia="Noto Sans CJK TC" w:hAnsi="Arial"/>
                       <w:sz w:val="16"/>
                       <w:szCs w:val="16"/>
                     </w:rPr>
@@ -3316,28 +3316,28 @@
               </w:tc>
               <w:tc>
                 <w:tcPr>
-                  <w:tcW w:type="dxa" w:w="2494"/>
-                  <w:tcBorders>
-                    <w:top w:val="single" w:color="777777" w:sz="3"/>
-                    <w:left w:val="single" w:color="777777" w:sz="3"/>
-                    <w:bottom w:val="single" w:color="777777" w:sz="3"/>
-                    <w:right w:val="single" w:color="777777" w:sz="3"/>
-                  </w:tcBorders>
-                  <w:tcMar>
-                    <w:top w:type="dxa" w:w="30"/>
-                    <w:left w:type="dxa" w:w="60"/>
-                    <w:bottom w:type="dxa" w:w="30"/>
-                    <w:right w:type="dxa" w:w="60"/>
-                  </w:tcMar>
-                  <w:vAlign w:val="center"/>
-                </w:tcPr>
-                <w:p>
-                  <w:pPr>
-                    <w:spacing w:after="0" w:before="0" w:line="280"/>
-                  </w:pPr>
-                  <w:r>
-                    <w:rPr>
-                      <w:rFonts w:ascii="Arial" w:eastAsia="Microsoft JhengHei" w:hAnsi="Arial"/>
+                  <w:tcW w:type="dxa" w:w="2438"/>
+                  <w:tcBorders>
+                    <w:top w:val="single" w:color="777777" w:sz="3"/>
+                    <w:left w:val="single" w:color="777777" w:sz="3"/>
+                    <w:bottom w:val="single" w:color="777777" w:sz="3"/>
+                    <w:right w:val="single" w:color="777777" w:sz="3"/>
+                  </w:tcBorders>
+                  <w:tcMar>
+                    <w:top w:type="dxa" w:w="30"/>
+                    <w:left w:type="dxa" w:w="60"/>
+                    <w:bottom w:type="dxa" w:w="30"/>
+                    <w:right w:type="dxa" w:w="60"/>
+                  </w:tcMar>
+                  <w:vAlign w:val="center"/>
+                </w:tcPr>
+                <w:p>
+                  <w:pPr>
+                    <w:spacing w:after="0" w:before="0" w:line="280"/>
+                  </w:pPr>
+                  <w:r>
+                    <w:rPr>
+                      <w:rFonts w:ascii="Arial" w:eastAsia="Noto Sans CJK TC" w:hAnsi="Arial"/>
                       <w:sz w:val="16"/>
                       <w:szCs w:val="16"/>
                     </w:rPr>
@@ -3349,7 +3349,7 @@
             <w:tr>
               <w:tc>
                 <w:tcPr>
-                  <w:tcW w:type="dxa" w:w="567"/>
+                  <w:tcW w:type="dxa" w:w="680"/>
                   <w:vMerge w:val="continue"/>
                   <w:tcBorders>
                     <w:top w:val="single" w:color="777777" w:sz="3"/>
@@ -3372,7 +3372,7 @@
                   </w:pPr>
                   <w:r>
                     <w:rPr>
-                      <w:rFonts w:ascii="Arial" w:eastAsia="Microsoft JhengHei" w:hAnsi="Arial"/>
+                      <w:rFonts w:ascii="Arial" w:eastAsia="Noto Sans CJK TC" w:hAnsi="Arial"/>
                       <w:b/>
                       <w:bCs/>
                       <w:sz w:val="18"/>
@@ -3407,7 +3407,7 @@
                   </w:pPr>
                   <w:r>
                     <w:rPr>
-                      <w:rFonts w:ascii="Arial" w:eastAsia="Microsoft JhengHei" w:hAnsi="Arial"/>
+                      <w:rFonts w:ascii="Arial" w:eastAsia="Noto Sans CJK TC" w:hAnsi="Arial"/>
                       <w:sz w:val="16"/>
                       <w:szCs w:val="16"/>
                     </w:rPr>
@@ -3439,7 +3439,7 @@
                   </w:pPr>
                   <w:r>
                     <w:rPr>
-                      <w:rFonts w:ascii="Arial" w:eastAsia="Microsoft JhengHei" w:hAnsi="Arial"/>
+                      <w:rFonts w:ascii="Arial" w:eastAsia="Noto Sans CJK TC" w:hAnsi="Arial"/>
                       <w:sz w:val="16"/>
                       <w:szCs w:val="16"/>
                     </w:rPr>
@@ -3449,28 +3449,28 @@
               </w:tc>
               <w:tc>
                 <w:tcPr>
-                  <w:tcW w:type="dxa" w:w="3288"/>
-                  <w:tcBorders>
-                    <w:top w:val="single" w:color="777777" w:sz="3"/>
-                    <w:left w:val="single" w:color="777777" w:sz="3"/>
-                    <w:bottom w:val="single" w:color="777777" w:sz="3"/>
-                    <w:right w:val="single" w:color="777777" w:sz="3"/>
-                  </w:tcBorders>
-                  <w:tcMar>
-                    <w:top w:type="dxa" w:w="30"/>
-                    <w:left w:type="dxa" w:w="60"/>
-                    <w:bottom w:type="dxa" w:w="30"/>
-                    <w:right w:type="dxa" w:w="60"/>
-                  </w:tcMar>
-                  <w:vAlign w:val="center"/>
-                </w:tcPr>
-                <w:p>
-                  <w:pPr>
-                    <w:spacing w:after="0" w:before="0" w:line="280"/>
-                  </w:pPr>
-                  <w:r>
-                    <w:rPr>
-                      <w:rFonts w:ascii="Arial" w:eastAsia="Microsoft JhengHei" w:hAnsi="Arial"/>
+                  <w:tcW w:type="dxa" w:w="3232"/>
+                  <w:tcBorders>
+                    <w:top w:val="single" w:color="777777" w:sz="3"/>
+                    <w:left w:val="single" w:color="777777" w:sz="3"/>
+                    <w:bottom w:val="single" w:color="777777" w:sz="3"/>
+                    <w:right w:val="single" w:color="777777" w:sz="3"/>
+                  </w:tcBorders>
+                  <w:tcMar>
+                    <w:top w:type="dxa" w:w="30"/>
+                    <w:left w:type="dxa" w:w="60"/>
+                    <w:bottom w:type="dxa" w:w="30"/>
+                    <w:right w:type="dxa" w:w="60"/>
+                  </w:tcMar>
+                  <w:vAlign w:val="center"/>
+                </w:tcPr>
+                <w:p>
+                  <w:pPr>
+                    <w:spacing w:after="0" w:before="0" w:line="280"/>
+                  </w:pPr>
+                  <w:r>
+                    <w:rPr>
+                      <w:rFonts w:ascii="Arial" w:eastAsia="Noto Sans CJK TC" w:hAnsi="Arial"/>
                       <w:sz w:val="16"/>
                       <w:szCs w:val="16"/>
                     </w:rPr>
@@ -3480,28 +3480,28 @@
               </w:tc>
               <w:tc>
                 <w:tcPr>
-                  <w:tcW w:type="dxa" w:w="2494"/>
-                  <w:tcBorders>
-                    <w:top w:val="single" w:color="777777" w:sz="3"/>
-                    <w:left w:val="single" w:color="777777" w:sz="3"/>
-                    <w:bottom w:val="single" w:color="777777" w:sz="3"/>
-                    <w:right w:val="single" w:color="777777" w:sz="3"/>
-                  </w:tcBorders>
-                  <w:tcMar>
-                    <w:top w:type="dxa" w:w="30"/>
-                    <w:left w:type="dxa" w:w="60"/>
-                    <w:bottom w:type="dxa" w:w="30"/>
-                    <w:right w:type="dxa" w:w="60"/>
-                  </w:tcMar>
-                  <w:vAlign w:val="center"/>
-                </w:tcPr>
-                <w:p>
-                  <w:pPr>
-                    <w:spacing w:after="0" w:before="0" w:line="280"/>
-                  </w:pPr>
-                  <w:r>
-                    <w:rPr>
-                      <w:rFonts w:ascii="Arial" w:eastAsia="Microsoft JhengHei" w:hAnsi="Arial"/>
+                  <w:tcW w:type="dxa" w:w="2438"/>
+                  <w:tcBorders>
+                    <w:top w:val="single" w:color="777777" w:sz="3"/>
+                    <w:left w:val="single" w:color="777777" w:sz="3"/>
+                    <w:bottom w:val="single" w:color="777777" w:sz="3"/>
+                    <w:right w:val="single" w:color="777777" w:sz="3"/>
+                  </w:tcBorders>
+                  <w:tcMar>
+                    <w:top w:type="dxa" w:w="30"/>
+                    <w:left w:type="dxa" w:w="60"/>
+                    <w:bottom w:type="dxa" w:w="30"/>
+                    <w:right w:type="dxa" w:w="60"/>
+                  </w:tcMar>
+                  <w:vAlign w:val="center"/>
+                </w:tcPr>
+                <w:p>
+                  <w:pPr>
+                    <w:spacing w:after="0" w:before="0" w:line="280"/>
+                  </w:pPr>
+                  <w:r>
+                    <w:rPr>
+                      <w:rFonts w:ascii="Arial" w:eastAsia="Noto Sans CJK TC" w:hAnsi="Arial"/>
                       <w:sz w:val="16"/>
                       <w:szCs w:val="16"/>
                     </w:rPr>
@@ -3513,7 +3513,7 @@
             <w:tr>
               <w:tc>
                 <w:tcPr>
-                  <w:tcW w:type="dxa" w:w="567"/>
+                  <w:tcW w:type="dxa" w:w="680"/>
                   <w:vMerge w:val="restart"/>
                   <w:tcBorders>
                     <w:top w:val="single" w:color="777777" w:sz="3"/>
@@ -3536,7 +3536,7 @@
                   </w:pPr>
                   <w:r>
                     <w:rPr>
-                      <w:rFonts w:ascii="Arial" w:eastAsia="Microsoft JhengHei" w:hAnsi="Arial"/>
+                      <w:rFonts w:ascii="Arial" w:eastAsia="Noto Sans CJK TC" w:hAnsi="Arial"/>
                       <w:b/>
                       <w:bCs/>
                       <w:sz w:val="18"/>
@@ -3572,7 +3572,7 @@
                   </w:pPr>
                   <w:r>
                     <w:rPr>
-                      <w:rFonts w:ascii="Arial" w:eastAsia="Microsoft JhengHei" w:hAnsi="Arial"/>
+                      <w:rFonts w:ascii="Arial" w:eastAsia="Noto Sans CJK TC" w:hAnsi="Arial"/>
                       <w:sz w:val="16"/>
                       <w:szCs w:val="16"/>
                     </w:rPr>
@@ -3582,28 +3582,28 @@
               </w:tc>
               <w:tc>
                 <w:tcPr>
-                  <w:tcW w:type="dxa" w:w="3288"/>
-                  <w:tcBorders>
-                    <w:top w:val="single" w:color="777777" w:sz="3"/>
-                    <w:left w:val="single" w:color="777777" w:sz="3"/>
-                    <w:bottom w:val="single" w:color="777777" w:sz="3"/>
-                    <w:right w:val="single" w:color="777777" w:sz="3"/>
-                  </w:tcBorders>
-                  <w:tcMar>
-                    <w:top w:type="dxa" w:w="30"/>
-                    <w:left w:type="dxa" w:w="60"/>
-                    <w:bottom w:type="dxa" w:w="30"/>
-                    <w:right w:type="dxa" w:w="60"/>
-                  </w:tcMar>
-                  <w:vAlign w:val="center"/>
-                </w:tcPr>
-                <w:p>
-                  <w:pPr>
-                    <w:spacing w:after="0" w:before="0" w:line="280"/>
-                  </w:pPr>
-                  <w:r>
-                    <w:rPr>
-                      <w:rFonts w:ascii="Arial" w:eastAsia="Microsoft JhengHei" w:hAnsi="Arial"/>
+                  <w:tcW w:type="dxa" w:w="3232"/>
+                  <w:tcBorders>
+                    <w:top w:val="single" w:color="777777" w:sz="3"/>
+                    <w:left w:val="single" w:color="777777" w:sz="3"/>
+                    <w:bottom w:val="single" w:color="777777" w:sz="3"/>
+                    <w:right w:val="single" w:color="777777" w:sz="3"/>
+                  </w:tcBorders>
+                  <w:tcMar>
+                    <w:top w:type="dxa" w:w="30"/>
+                    <w:left w:type="dxa" w:w="60"/>
+                    <w:bottom w:type="dxa" w:w="30"/>
+                    <w:right w:type="dxa" w:w="60"/>
+                  </w:tcMar>
+                  <w:vAlign w:val="center"/>
+                </w:tcPr>
+                <w:p>
+                  <w:pPr>
+                    <w:spacing w:after="0" w:before="0" w:line="280"/>
+                  </w:pPr>
+                  <w:r>
+                    <w:rPr>
+                      <w:rFonts w:ascii="Arial" w:eastAsia="Noto Sans CJK TC" w:hAnsi="Arial"/>
                       <w:sz w:val="16"/>
                       <w:szCs w:val="16"/>
                     </w:rPr>
@@ -3613,28 +3613,28 @@
               </w:tc>
               <w:tc>
                 <w:tcPr>
-                  <w:tcW w:type="dxa" w:w="2494"/>
-                  <w:tcBorders>
-                    <w:top w:val="single" w:color="777777" w:sz="3"/>
-                    <w:left w:val="single" w:color="777777" w:sz="3"/>
-                    <w:bottom w:val="single" w:color="777777" w:sz="3"/>
-                    <w:right w:val="single" w:color="777777" w:sz="3"/>
-                  </w:tcBorders>
-                  <w:tcMar>
-                    <w:top w:type="dxa" w:w="30"/>
-                    <w:left w:type="dxa" w:w="60"/>
-                    <w:bottom w:type="dxa" w:w="30"/>
-                    <w:right w:type="dxa" w:w="60"/>
-                  </w:tcMar>
-                  <w:vAlign w:val="center"/>
-                </w:tcPr>
-                <w:p>
-                  <w:pPr>
-                    <w:spacing w:after="0" w:before="0" w:line="280"/>
-                  </w:pPr>
-                  <w:r>
-                    <w:rPr>
-                      <w:rFonts w:ascii="Arial" w:eastAsia="Microsoft JhengHei" w:hAnsi="Arial"/>
+                  <w:tcW w:type="dxa" w:w="2438"/>
+                  <w:tcBorders>
+                    <w:top w:val="single" w:color="777777" w:sz="3"/>
+                    <w:left w:val="single" w:color="777777" w:sz="3"/>
+                    <w:bottom w:val="single" w:color="777777" w:sz="3"/>
+                    <w:right w:val="single" w:color="777777" w:sz="3"/>
+                  </w:tcBorders>
+                  <w:tcMar>
+                    <w:top w:type="dxa" w:w="30"/>
+                    <w:left w:type="dxa" w:w="60"/>
+                    <w:bottom w:type="dxa" w:w="30"/>
+                    <w:right w:type="dxa" w:w="60"/>
+                  </w:tcMar>
+                  <w:vAlign w:val="center"/>
+                </w:tcPr>
+                <w:p>
+                  <w:pPr>
+                    <w:spacing w:after="0" w:before="0" w:line="280"/>
+                  </w:pPr>
+                  <w:r>
+                    <w:rPr>
+                      <w:rFonts w:ascii="Arial" w:eastAsia="Noto Sans CJK TC" w:hAnsi="Arial"/>
                       <w:sz w:val="16"/>
                       <w:szCs w:val="16"/>
                     </w:rPr>
@@ -3646,7 +3646,7 @@
             <w:tr>
               <w:tc>
                 <w:tcPr>
-                  <w:tcW w:type="dxa" w:w="567"/>
+                  <w:tcW w:type="dxa" w:w="680"/>
                   <w:vMerge w:val="continue"/>
                   <w:tcBorders>
                     <w:top w:val="single" w:color="777777" w:sz="3"/>
@@ -3669,7 +3669,7 @@
                   </w:pPr>
                   <w:r>
                     <w:rPr>
-                      <w:rFonts w:ascii="Arial" w:eastAsia="Microsoft JhengHei" w:hAnsi="Arial"/>
+                      <w:rFonts w:ascii="Arial" w:eastAsia="Noto Sans CJK TC" w:hAnsi="Arial"/>
                       <w:b/>
                       <w:bCs/>
                       <w:sz w:val="18"/>
@@ -3705,7 +3705,7 @@
                   </w:pPr>
                   <w:r>
                     <w:rPr>
-                      <w:rFonts w:ascii="Arial" w:eastAsia="Microsoft JhengHei" w:hAnsi="Arial"/>
+                      <w:rFonts w:ascii="Arial" w:eastAsia="Noto Sans CJK TC" w:hAnsi="Arial"/>
                       <w:sz w:val="16"/>
                       <w:szCs w:val="16"/>
                     </w:rPr>
@@ -3715,28 +3715,28 @@
               </w:tc>
               <w:tc>
                 <w:tcPr>
-                  <w:tcW w:type="dxa" w:w="3288"/>
-                  <w:tcBorders>
-                    <w:top w:val="single" w:color="777777" w:sz="3"/>
-                    <w:left w:val="single" w:color="777777" w:sz="3"/>
-                    <w:bottom w:val="single" w:color="777777" w:sz="3"/>
-                    <w:right w:val="single" w:color="777777" w:sz="3"/>
-                  </w:tcBorders>
-                  <w:tcMar>
-                    <w:top w:type="dxa" w:w="30"/>
-                    <w:left w:type="dxa" w:w="60"/>
-                    <w:bottom w:type="dxa" w:w="30"/>
-                    <w:right w:type="dxa" w:w="60"/>
-                  </w:tcMar>
-                  <w:vAlign w:val="center"/>
-                </w:tcPr>
-                <w:p>
-                  <w:pPr>
-                    <w:spacing w:after="0" w:before="0" w:line="280"/>
-                  </w:pPr>
-                  <w:r>
-                    <w:rPr>
-                      <w:rFonts w:ascii="Arial" w:eastAsia="Microsoft JhengHei" w:hAnsi="Arial"/>
+                  <w:tcW w:type="dxa" w:w="3232"/>
+                  <w:tcBorders>
+                    <w:top w:val="single" w:color="777777" w:sz="3"/>
+                    <w:left w:val="single" w:color="777777" w:sz="3"/>
+                    <w:bottom w:val="single" w:color="777777" w:sz="3"/>
+                    <w:right w:val="single" w:color="777777" w:sz="3"/>
+                  </w:tcBorders>
+                  <w:tcMar>
+                    <w:top w:type="dxa" w:w="30"/>
+                    <w:left w:type="dxa" w:w="60"/>
+                    <w:bottom w:type="dxa" w:w="30"/>
+                    <w:right w:type="dxa" w:w="60"/>
+                  </w:tcMar>
+                  <w:vAlign w:val="center"/>
+                </w:tcPr>
+                <w:p>
+                  <w:pPr>
+                    <w:spacing w:after="0" w:before="0" w:line="280"/>
+                  </w:pPr>
+                  <w:r>
+                    <w:rPr>
+                      <w:rFonts w:ascii="Arial" w:eastAsia="Noto Sans CJK TC" w:hAnsi="Arial"/>
                       <w:sz w:val="16"/>
                       <w:szCs w:val="16"/>
                     </w:rPr>
@@ -3746,28 +3746,28 @@
               </w:tc>
               <w:tc>
                 <w:tcPr>
-                  <w:tcW w:type="dxa" w:w="2494"/>
-                  <w:tcBorders>
-                    <w:top w:val="single" w:color="777777" w:sz="3"/>
-                    <w:left w:val="single" w:color="777777" w:sz="3"/>
-                    <w:bottom w:val="single" w:color="777777" w:sz="3"/>
-                    <w:right w:val="single" w:color="777777" w:sz="3"/>
-                  </w:tcBorders>
-                  <w:tcMar>
-                    <w:top w:type="dxa" w:w="30"/>
-                    <w:left w:type="dxa" w:w="60"/>
-                    <w:bottom w:type="dxa" w:w="30"/>
-                    <w:right w:type="dxa" w:w="60"/>
-                  </w:tcMar>
-                  <w:vAlign w:val="center"/>
-                </w:tcPr>
-                <w:p>
-                  <w:pPr>
-                    <w:spacing w:after="0" w:before="0" w:line="280"/>
-                  </w:pPr>
-                  <w:r>
-                    <w:rPr>
-                      <w:rFonts w:ascii="Arial" w:eastAsia="Microsoft JhengHei" w:hAnsi="Arial"/>
+                  <w:tcW w:type="dxa" w:w="2438"/>
+                  <w:tcBorders>
+                    <w:top w:val="single" w:color="777777" w:sz="3"/>
+                    <w:left w:val="single" w:color="777777" w:sz="3"/>
+                    <w:bottom w:val="single" w:color="777777" w:sz="3"/>
+                    <w:right w:val="single" w:color="777777" w:sz="3"/>
+                  </w:tcBorders>
+                  <w:tcMar>
+                    <w:top w:type="dxa" w:w="30"/>
+                    <w:left w:type="dxa" w:w="60"/>
+                    <w:bottom w:type="dxa" w:w="30"/>
+                    <w:right w:type="dxa" w:w="60"/>
+                  </w:tcMar>
+                  <w:vAlign w:val="center"/>
+                </w:tcPr>
+                <w:p>
+                  <w:pPr>
+                    <w:spacing w:after="0" w:before="0" w:line="280"/>
+                  </w:pPr>
+                  <w:r>
+                    <w:rPr>
+                      <w:rFonts w:ascii="Arial" w:eastAsia="Noto Sans CJK TC" w:hAnsi="Arial"/>
                       <w:sz w:val="16"/>
                       <w:szCs w:val="16"/>
                     </w:rPr>
@@ -3779,29 +3779,29 @@
             <w:tr>
               <w:tc>
                 <w:tcPr>
-                  <w:tcW w:type="dxa" w:w="567"/>
-                  <w:tcBorders>
-                    <w:top w:val="single" w:color="777777" w:sz="3"/>
-                    <w:left w:val="single" w:color="777777" w:sz="3"/>
-                    <w:bottom w:val="single" w:color="777777" w:sz="3"/>
-                    <w:right w:val="single" w:color="777777" w:sz="3"/>
-                  </w:tcBorders>
-                  <w:tcMar>
-                    <w:top w:type="dxa" w:w="30"/>
-                    <w:left w:type="dxa" w:w="60"/>
-                    <w:bottom w:type="dxa" w:w="30"/>
-                    <w:right w:type="dxa" w:w="60"/>
-                  </w:tcMar>
-                  <w:vAlign w:val="center"/>
-                </w:tcPr>
-                <w:p>
-                  <w:pPr>
-                    <w:spacing w:after="0" w:before="0" w:line="280"/>
-                    <w:jc w:val="center"/>
-                  </w:pPr>
-                  <w:r>
-                    <w:rPr>
-                      <w:rFonts w:ascii="Arial" w:eastAsia="Microsoft JhengHei" w:hAnsi="Arial"/>
+                  <w:tcW w:type="dxa" w:w="680"/>
+                  <w:tcBorders>
+                    <w:top w:val="single" w:color="777777" w:sz="3"/>
+                    <w:left w:val="single" w:color="777777" w:sz="3"/>
+                    <w:bottom w:val="single" w:color="777777" w:sz="3"/>
+                    <w:right w:val="single" w:color="777777" w:sz="3"/>
+                  </w:tcBorders>
+                  <w:tcMar>
+                    <w:top w:type="dxa" w:w="30"/>
+                    <w:left w:type="dxa" w:w="60"/>
+                    <w:bottom w:type="dxa" w:w="30"/>
+                    <w:right w:type="dxa" w:w="60"/>
+                  </w:tcMar>
+                  <w:vAlign w:val="center"/>
+                </w:tcPr>
+                <w:p>
+                  <w:pPr>
+                    <w:spacing w:after="0" w:before="0" w:line="280"/>
+                    <w:jc w:val="center"/>
+                  </w:pPr>
+                  <w:r>
+                    <w:rPr>
+                      <w:rFonts w:ascii="Arial" w:eastAsia="Noto Sans CJK TC" w:hAnsi="Arial"/>
                       <w:b/>
                       <w:bCs/>
                       <w:sz w:val="18"/>
@@ -3836,7 +3836,7 @@
                   </w:pPr>
                   <w:r>
                     <w:rPr>
-                      <w:rFonts w:ascii="Arial" w:eastAsia="Microsoft JhengHei" w:hAnsi="Arial"/>
+                      <w:rFonts w:ascii="Arial" w:eastAsia="Noto Sans CJK TC" w:hAnsi="Arial"/>
                       <w:sz w:val="16"/>
                       <w:szCs w:val="16"/>
                     </w:rPr>
@@ -3846,28 +3846,28 @@
               </w:tc>
               <w:tc>
                 <w:tcPr>
-                  <w:tcW w:type="dxa" w:w="3288"/>
-                  <w:tcBorders>
-                    <w:top w:val="single" w:color="777777" w:sz="3"/>
-                    <w:left w:val="single" w:color="777777" w:sz="3"/>
-                    <w:bottom w:val="single" w:color="777777" w:sz="3"/>
-                    <w:right w:val="single" w:color="777777" w:sz="3"/>
-                  </w:tcBorders>
-                  <w:tcMar>
-                    <w:top w:type="dxa" w:w="30"/>
-                    <w:left w:type="dxa" w:w="60"/>
-                    <w:bottom w:type="dxa" w:w="30"/>
-                    <w:right w:type="dxa" w:w="60"/>
-                  </w:tcMar>
-                  <w:vAlign w:val="center"/>
-                </w:tcPr>
-                <w:p>
-                  <w:pPr>
-                    <w:spacing w:after="0" w:before="0" w:line="280"/>
-                  </w:pPr>
-                  <w:r>
-                    <w:rPr>
-                      <w:rFonts w:ascii="Arial" w:eastAsia="Microsoft JhengHei" w:hAnsi="Arial"/>
+                  <w:tcW w:type="dxa" w:w="3232"/>
+                  <w:tcBorders>
+                    <w:top w:val="single" w:color="777777" w:sz="3"/>
+                    <w:left w:val="single" w:color="777777" w:sz="3"/>
+                    <w:bottom w:val="single" w:color="777777" w:sz="3"/>
+                    <w:right w:val="single" w:color="777777" w:sz="3"/>
+                  </w:tcBorders>
+                  <w:tcMar>
+                    <w:top w:type="dxa" w:w="30"/>
+                    <w:left w:type="dxa" w:w="60"/>
+                    <w:bottom w:type="dxa" w:w="30"/>
+                    <w:right w:type="dxa" w:w="60"/>
+                  </w:tcMar>
+                  <w:vAlign w:val="center"/>
+                </w:tcPr>
+                <w:p>
+                  <w:pPr>
+                    <w:spacing w:after="0" w:before="0" w:line="280"/>
+                  </w:pPr>
+                  <w:r>
+                    <w:rPr>
+                      <w:rFonts w:ascii="Arial" w:eastAsia="Noto Sans CJK TC" w:hAnsi="Arial"/>
                       <w:sz w:val="16"/>
                       <w:szCs w:val="16"/>
                     </w:rPr>
@@ -3877,28 +3877,28 @@
               </w:tc>
               <w:tc>
                 <w:tcPr>
-                  <w:tcW w:type="dxa" w:w="2494"/>
-                  <w:tcBorders>
-                    <w:top w:val="single" w:color="777777" w:sz="3"/>
-                    <w:left w:val="single" w:color="777777" w:sz="3"/>
-                    <w:bottom w:val="single" w:color="777777" w:sz="3"/>
-                    <w:right w:val="single" w:color="777777" w:sz="3"/>
-                  </w:tcBorders>
-                  <w:tcMar>
-                    <w:top w:type="dxa" w:w="30"/>
-                    <w:left w:type="dxa" w:w="60"/>
-                    <w:bottom w:type="dxa" w:w="30"/>
-                    <w:right w:type="dxa" w:w="60"/>
-                  </w:tcMar>
-                  <w:vAlign w:val="center"/>
-                </w:tcPr>
-                <w:p>
-                  <w:pPr>
-                    <w:spacing w:after="0" w:before="0" w:line="280"/>
-                  </w:pPr>
-                  <w:r>
-                    <w:rPr>
-                      <w:rFonts w:ascii="Arial" w:eastAsia="Microsoft JhengHei" w:hAnsi="Arial"/>
+                  <w:tcW w:type="dxa" w:w="2438"/>
+                  <w:tcBorders>
+                    <w:top w:val="single" w:color="777777" w:sz="3"/>
+                    <w:left w:val="single" w:color="777777" w:sz="3"/>
+                    <w:bottom w:val="single" w:color="777777" w:sz="3"/>
+                    <w:right w:val="single" w:color="777777" w:sz="3"/>
+                  </w:tcBorders>
+                  <w:tcMar>
+                    <w:top w:type="dxa" w:w="30"/>
+                    <w:left w:type="dxa" w:w="60"/>
+                    <w:bottom w:type="dxa" w:w="30"/>
+                    <w:right w:type="dxa" w:w="60"/>
+                  </w:tcMar>
+                  <w:vAlign w:val="center"/>
+                </w:tcPr>
+                <w:p>
+                  <w:pPr>
+                    <w:spacing w:after="0" w:before="0" w:line="280"/>
+                  </w:pPr>
+                  <w:r>
+                    <w:rPr>
+                      <w:rFonts w:ascii="Arial" w:eastAsia="Noto Sans CJK TC" w:hAnsi="Arial"/>
                       <w:sz w:val="16"/>
                       <w:szCs w:val="16"/>
                     </w:rPr>
@@ -3912,7 +3912,7 @@
         </w:tc>
         <w:tc>
           <w:tcPr>
-            <w:tcW w:type="dxa" w:w="2722"/>
+            <w:tcW w:type="dxa" w:w="2721"/>
             <w:tcBorders>
               <w:top w:val="single" w:color="777777" w:sz="3"/>
               <w:left w:val="single" w:color="777777" w:sz="6"/>
@@ -3934,7 +3934,7 @@
             </w:pPr>
             <w:r>
               <w:rPr>
-                <w:rFonts w:ascii="Arial" w:eastAsia="Microsoft JhengHei" w:hAnsi="Arial"/>
+                <w:rFonts w:ascii="Arial" w:eastAsia="Noto Sans CJK TC" w:hAnsi="Arial"/>
                 <w:b/>
                 <w:bCs/>
                 <w:sz w:val="15"/>
@@ -3945,7 +3945,7 @@
           </w:p>
           <w:tbl>
             <w:tblPr>
-              <w:tblW w:type="dxa" w:w="2602"/>
+              <w:tblW w:type="dxa" w:w="2601"/>
               <w:tblBorders>
                 <w:top w:val="none" w:color="FFFFFF" w:sz="0"/>
                 <w:left w:val="none" w:color="FFFFFF" w:sz="0"/>
@@ -3957,7 +3957,7 @@
             </w:tblPr>
             <w:tblGrid>
               <w:gridCol w:w="510"/>
-              <w:gridCol w:w="2092"/>
+              <w:gridCol w:w="2091"/>
             </w:tblGrid>
             <w:tr>
               <w:tc>
@@ -3984,7 +3984,7 @@
                   </w:pPr>
                   <w:r>
                     <w:rPr>
-                      <w:rFonts w:ascii="Arial" w:eastAsia="Microsoft JhengHei" w:hAnsi="Arial"/>
+                      <w:rFonts w:ascii="Arial" w:eastAsia="Noto Sans CJK TC" w:hAnsi="Arial"/>
                       <w:b/>
                       <w:bCs/>
                       <w:color w:val="444444"/>
@@ -3997,7 +3997,7 @@
               </w:tc>
               <w:tc>
                 <w:tcPr>
-                  <w:tcW w:type="dxa" w:w="2092"/>
+                  <w:tcW w:type="dxa" w:w="2091"/>
                   <w:tcBorders>
                     <w:top w:val="none" w:color="FFFFFF" w:sz="0"/>
                     <w:left w:val="none" w:color="FFFFFF" w:sz="0"/>
@@ -4018,7 +4018,7 @@
                   </w:pPr>
                   <w:r>
                     <w:rPr>
-                      <w:rFonts w:ascii="Arial" w:eastAsia="Microsoft JhengHei" w:hAnsi="Arial"/>
+                      <w:rFonts w:ascii="Arial" w:eastAsia="Noto Sans CJK TC" w:hAnsi="Arial"/>
                       <w:i/>
                       <w:iCs/>
                       <w:color w:val="444444"/>
@@ -4038,7 +4038,7 @@
             </w:pPr>
             <w:r>
               <w:rPr>
-                <w:rFonts w:ascii="Arial" w:eastAsia="Microsoft JhengHei" w:hAnsi="Arial"/>
+                <w:rFonts w:ascii="Arial" w:eastAsia="Noto Sans CJK TC" w:hAnsi="Arial"/>
                 <w:b/>
                 <w:bCs/>
                 <w:sz w:val="20"/>
@@ -4049,7 +4049,7 @@
           </w:p>
           <w:tbl>
             <w:tblPr>
-              <w:tblW w:type="dxa" w:w="2602"/>
+              <w:tblW w:type="dxa" w:w="2601"/>
               <w:tblBorders>
                 <w:top w:val="single" w:color="auto" w:sz="4"/>
                 <w:left w:val="single" w:color="auto" w:sz="4"/>
@@ -4060,15 +4060,15 @@
               </w:tblBorders>
             </w:tblPr>
             <w:tblGrid>
-              <w:gridCol w:w="1240"/>
-              <w:gridCol w:w="454"/>
-              <w:gridCol w:w="454"/>
-              <w:gridCol w:w="454"/>
+              <w:gridCol w:w="1071"/>
+              <w:gridCol w:w="510"/>
+              <w:gridCol w:w="510"/>
+              <w:gridCol w:w="510"/>
             </w:tblGrid>
             <w:tr>
               <w:tc>
                 <w:tcPr>
-                  <w:tcW w:type="dxa" w:w="1240"/>
+                  <w:tcW w:type="dxa" w:w="1071"/>
                   <w:tcBorders>
                     <w:top w:val="single" w:color="AAAAAA" w:sz="3"/>
                     <w:left w:val="single" w:color="AAAAAA" w:sz="3"/>
@@ -4090,7 +4090,7 @@
                   </w:pPr>
                   <w:r>
                     <w:rPr>
-                      <w:rFonts w:ascii="Arial" w:eastAsia="Microsoft JhengHei" w:hAnsi="Arial"/>
+                      <w:rFonts w:ascii="Arial" w:eastAsia="Noto Sans CJK TC" w:hAnsi="Arial"/>
                       <w:b w:val="false"/>
                       <w:bCs w:val="false"/>
                       <w:sz w:val="17"/>
@@ -4102,7 +4102,7 @@
               </w:tc>
               <w:tc>
                 <w:tcPr>
-                  <w:tcW w:type="dxa" w:w="454"/>
+                  <w:tcW w:type="dxa" w:w="510"/>
                   <w:tcBorders>
                     <w:top w:val="single" w:color="AAAAAA" w:sz="3"/>
                     <w:left w:val="single" w:color="AAAAAA" w:sz="3"/>
@@ -4125,7 +4125,7 @@
                   </w:pPr>
                   <w:r>
                     <w:rPr>
-                      <w:rFonts w:ascii="Arial" w:eastAsia="Microsoft JhengHei" w:hAnsi="Arial"/>
+                      <w:rFonts w:ascii="Arial" w:eastAsia="Noto Sans CJK TC" w:hAnsi="Arial"/>
                       <w:b/>
                       <w:bCs/>
                       <w:color w:val="FFFFFF"/>
@@ -4138,7 +4138,7 @@
               </w:tc>
               <w:tc>
                 <w:tcPr>
-                  <w:tcW w:type="dxa" w:w="454"/>
+                  <w:tcW w:type="dxa" w:w="510"/>
                   <w:tcBorders>
                     <w:top w:val="single" w:color="AAAAAA" w:sz="3"/>
                     <w:left w:val="single" w:color="AAAAAA" w:sz="3"/>
@@ -4161,7 +4161,7 @@
                   </w:pPr>
                   <w:r>
                     <w:rPr>
-                      <w:rFonts w:ascii="Arial" w:eastAsia="Microsoft JhengHei" w:hAnsi="Arial"/>
+                      <w:rFonts w:ascii="Arial" w:eastAsia="Noto Sans CJK TC" w:hAnsi="Arial"/>
                       <w:b/>
                       <w:bCs/>
                       <w:color w:val="FFFFFF"/>
@@ -4174,7 +4174,7 @@
               </w:tc>
               <w:tc>
                 <w:tcPr>
-                  <w:tcW w:type="dxa" w:w="454"/>
+                  <w:tcW w:type="dxa" w:w="510"/>
                   <w:tcBorders>
                     <w:top w:val="single" w:color="AAAAAA" w:sz="3"/>
                     <w:left w:val="single" w:color="AAAAAA" w:sz="3"/>
@@ -4197,7 +4197,7 @@
                   </w:pPr>
                   <w:r>
                     <w:rPr>
-                      <w:rFonts w:ascii="Arial" w:eastAsia="Microsoft JhengHei" w:hAnsi="Arial"/>
+                      <w:rFonts w:ascii="Arial" w:eastAsia="Noto Sans CJK TC" w:hAnsi="Arial"/>
                       <w:b/>
                       <w:bCs/>
                       <w:color w:val="FFFFFF"/>
@@ -4212,7 +4212,7 @@
             <w:tr>
               <w:tc>
                 <w:tcPr>
-                  <w:tcW w:type="dxa" w:w="1240"/>
+                  <w:tcW w:type="dxa" w:w="1071"/>
                   <w:tcBorders>
                     <w:top w:val="single" w:color="AAAAAA" w:sz="3"/>
                     <w:left w:val="single" w:color="AAAAAA" w:sz="3"/>
@@ -4234,7 +4234,7 @@
                   </w:pPr>
                   <w:r>
                     <w:rPr>
-                      <w:rFonts w:ascii="Arial" w:eastAsia="Microsoft JhengHei" w:hAnsi="Arial"/>
+                      <w:rFonts w:ascii="Arial" w:eastAsia="Noto Sans CJK TC" w:hAnsi="Arial"/>
                       <w:b w:val="false"/>
                       <w:bCs w:val="false"/>
                       <w:sz w:val="17"/>
@@ -4246,7 +4246,7 @@
               </w:tc>
               <w:tc>
                 <w:tcPr>
-                  <w:tcW w:type="dxa" w:w="454"/>
+                  <w:tcW w:type="dxa" w:w="510"/>
                   <w:tcBorders>
                     <w:top w:val="single" w:color="AAAAAA" w:sz="3"/>
                     <w:left w:val="single" w:color="AAAAAA" w:sz="3"/>
@@ -4269,7 +4269,7 @@
                   </w:pPr>
                   <w:r>
                     <w:rPr>
-                      <w:rFonts w:ascii="Arial" w:eastAsia="Microsoft JhengHei" w:hAnsi="Arial"/>
+                      <w:rFonts w:ascii="Arial" w:eastAsia="Noto Sans CJK TC" w:hAnsi="Arial"/>
                       <w:b/>
                       <w:bCs/>
                       <w:color w:val="FFFFFF"/>
@@ -4282,7 +4282,7 @@
               </w:tc>
               <w:tc>
                 <w:tcPr>
-                  <w:tcW w:type="dxa" w:w="454"/>
+                  <w:tcW w:type="dxa" w:w="510"/>
                   <w:tcBorders>
                     <w:top w:val="single" w:color="AAAAAA" w:sz="3"/>
                     <w:left w:val="single" w:color="AAAAAA" w:sz="3"/>
@@ -4305,7 +4305,7 @@
                   </w:pPr>
                   <w:r>
                     <w:rPr>
-                      <w:rFonts w:ascii="Arial" w:eastAsia="Microsoft JhengHei" w:hAnsi="Arial"/>
+                      <w:rFonts w:ascii="Arial" w:eastAsia="Noto Sans CJK TC" w:hAnsi="Arial"/>
                       <w:b/>
                       <w:bCs/>
                       <w:color w:val="FFFFFF"/>
@@ -4318,7 +4318,7 @@
               </w:tc>
               <w:tc>
                 <w:tcPr>
-                  <w:tcW w:type="dxa" w:w="454"/>
+                  <w:tcW w:type="dxa" w:w="510"/>
                   <w:tcBorders>
                     <w:top w:val="single" w:color="AAAAAA" w:sz="3"/>
                     <w:left w:val="single" w:color="AAAAAA" w:sz="3"/>
@@ -4341,7 +4341,7 @@
                   </w:pPr>
                   <w:r>
                     <w:rPr>
-                      <w:rFonts w:ascii="Arial" w:eastAsia="Microsoft JhengHei" w:hAnsi="Arial"/>
+                      <w:rFonts w:ascii="Arial" w:eastAsia="Noto Sans CJK TC" w:hAnsi="Arial"/>
                       <w:b/>
                       <w:bCs/>
                       <w:color w:val="FFFFFF"/>
@@ -4356,7 +4356,7 @@
             <w:tr>
               <w:tc>
                 <w:tcPr>
-                  <w:tcW w:type="dxa" w:w="1240"/>
+                  <w:tcW w:type="dxa" w:w="1071"/>
                   <w:tcBorders>
                     <w:top w:val="single" w:color="AAAAAA" w:sz="3"/>
                     <w:left w:val="single" w:color="AAAAAA" w:sz="3"/>
@@ -4378,7 +4378,7 @@
                   </w:pPr>
                   <w:r>
                     <w:rPr>
-                      <w:rFonts w:ascii="Arial" w:eastAsia="Microsoft JhengHei" w:hAnsi="Arial"/>
+                      <w:rFonts w:ascii="Arial" w:eastAsia="Noto Sans CJK TC" w:hAnsi="Arial"/>
                       <w:b w:val="false"/>
                       <w:bCs w:val="false"/>
                       <w:sz w:val="17"/>
@@ -4390,7 +4390,7 @@
               </w:tc>
               <w:tc>
                 <w:tcPr>
-                  <w:tcW w:type="dxa" w:w="454"/>
+                  <w:tcW w:type="dxa" w:w="510"/>
                   <w:tcBorders>
                     <w:top w:val="single" w:color="AAAAAA" w:sz="3"/>
                     <w:left w:val="single" w:color="AAAAAA" w:sz="3"/>
@@ -4413,7 +4413,7 @@
                   </w:pPr>
                   <w:r>
                     <w:rPr>
-                      <w:rFonts w:ascii="Arial" w:eastAsia="Microsoft JhengHei" w:hAnsi="Arial"/>
+                      <w:rFonts w:ascii="Arial" w:eastAsia="Noto Sans CJK TC" w:hAnsi="Arial"/>
                       <w:b/>
                       <w:bCs/>
                       <w:color w:val="FFFFFF"/>
@@ -4426,7 +4426,7 @@
               </w:tc>
               <w:tc>
                 <w:tcPr>
-                  <w:tcW w:type="dxa" w:w="454"/>
+                  <w:tcW w:type="dxa" w:w="510"/>
                   <w:tcBorders>
                     <w:top w:val="single" w:color="AAAAAA" w:sz="3"/>
                     <w:left w:val="single" w:color="AAAAAA" w:sz="3"/>
@@ -4449,7 +4449,7 @@
                   </w:pPr>
                   <w:r>
                     <w:rPr>
-                      <w:rFonts w:ascii="Arial" w:eastAsia="Microsoft JhengHei" w:hAnsi="Arial"/>
+                      <w:rFonts w:ascii="Arial" w:eastAsia="Noto Sans CJK TC" w:hAnsi="Arial"/>
                       <w:b/>
                       <w:bCs/>
                       <w:color w:val="FFFFFF"/>
@@ -4462,7 +4462,7 @@
               </w:tc>
               <w:tc>
                 <w:tcPr>
-                  <w:tcW w:type="dxa" w:w="454"/>
+                  <w:tcW w:type="dxa" w:w="510"/>
                   <w:tcBorders>
                     <w:top w:val="single" w:color="AAAAAA" w:sz="3"/>
                     <w:left w:val="single" w:color="AAAAAA" w:sz="3"/>
@@ -4485,7 +4485,7 @@
                   </w:pPr>
                   <w:r>
                     <w:rPr>
-                      <w:rFonts w:ascii="Arial" w:eastAsia="Microsoft JhengHei" w:hAnsi="Arial"/>
+                      <w:rFonts w:ascii="Arial" w:eastAsia="Noto Sans CJK TC" w:hAnsi="Arial"/>
                       <w:b/>
                       <w:bCs/>
                       <w:color w:val="FFFFFF"/>
@@ -4500,7 +4500,7 @@
             <w:tr>
               <w:tc>
                 <w:tcPr>
-                  <w:tcW w:type="dxa" w:w="1240"/>
+                  <w:tcW w:type="dxa" w:w="1071"/>
                   <w:tcBorders>
                     <w:top w:val="single" w:color="AAAAAA" w:sz="3"/>
                     <w:left w:val="single" w:color="AAAAAA" w:sz="3"/>
@@ -4522,7 +4522,7 @@
                   </w:pPr>
                   <w:r>
                     <w:rPr>
-                      <w:rFonts w:ascii="Arial" w:eastAsia="Microsoft JhengHei" w:hAnsi="Arial"/>
+                      <w:rFonts w:ascii="Arial" w:eastAsia="Noto Sans CJK TC" w:hAnsi="Arial"/>
                       <w:b w:val="false"/>
                       <w:bCs w:val="false"/>
                       <w:sz w:val="17"/>
@@ -4534,7 +4534,7 @@
               </w:tc>
               <w:tc>
                 <w:tcPr>
-                  <w:tcW w:type="dxa" w:w="454"/>
+                  <w:tcW w:type="dxa" w:w="510"/>
                   <w:tcBorders>
                     <w:top w:val="single" w:color="AAAAAA" w:sz="3"/>
                     <w:left w:val="single" w:color="AAAAAA" w:sz="3"/>
@@ -4557,7 +4557,7 @@
                   </w:pPr>
                   <w:r>
                     <w:rPr>
-                      <w:rFonts w:ascii="Arial" w:eastAsia="Microsoft JhengHei" w:hAnsi="Arial"/>
+                      <w:rFonts w:ascii="Arial" w:eastAsia="Noto Sans CJK TC" w:hAnsi="Arial"/>
                       <w:b/>
                       <w:bCs/>
                       <w:color w:val="FFFFFF"/>
@@ -4570,7 +4570,7 @@
               </w:tc>
               <w:tc>
                 <w:tcPr>
-                  <w:tcW w:type="dxa" w:w="454"/>
+                  <w:tcW w:type="dxa" w:w="510"/>
                   <w:tcBorders>
                     <w:top w:val="single" w:color="AAAAAA" w:sz="3"/>
                     <w:left w:val="single" w:color="AAAAAA" w:sz="3"/>
@@ -4593,7 +4593,7 @@
                   </w:pPr>
                   <w:r>
                     <w:rPr>
-                      <w:rFonts w:ascii="Arial" w:eastAsia="Microsoft JhengHei" w:hAnsi="Arial"/>
+                      <w:rFonts w:ascii="Arial" w:eastAsia="Noto Sans CJK TC" w:hAnsi="Arial"/>
                       <w:b/>
                       <w:bCs/>
                       <w:color w:val="FFFFFF"/>
@@ -4606,7 +4606,7 @@
               </w:tc>
               <w:tc>
                 <w:tcPr>
-                  <w:tcW w:type="dxa" w:w="454"/>
+                  <w:tcW w:type="dxa" w:w="510"/>
                   <w:tcBorders>
                     <w:top w:val="single" w:color="AAAAAA" w:sz="3"/>
                     <w:left w:val="single" w:color="AAAAAA" w:sz="3"/>
@@ -4629,7 +4629,7 @@
                   </w:pPr>
                   <w:r>
                     <w:rPr>
-                      <w:rFonts w:ascii="Arial" w:eastAsia="Microsoft JhengHei" w:hAnsi="Arial"/>
+                      <w:rFonts w:ascii="Arial" w:eastAsia="Noto Sans CJK TC" w:hAnsi="Arial"/>
                       <w:b/>
                       <w:bCs/>
                       <w:color w:val="FFFFFF"/>
@@ -4644,7 +4644,7 @@
             <w:tr>
               <w:tc>
                 <w:tcPr>
-                  <w:tcW w:type="dxa" w:w="1240"/>
+                  <w:tcW w:type="dxa" w:w="1071"/>
                   <w:tcBorders>
                     <w:top w:val="single" w:color="AAAAAA" w:sz="3"/>
                     <w:left w:val="single" w:color="AAAAAA" w:sz="3"/>
@@ -4666,7 +4666,7 @@
                   </w:pPr>
                   <w:r>
                     <w:rPr>
-                      <w:rFonts w:ascii="Arial" w:eastAsia="Microsoft JhengHei" w:hAnsi="Arial"/>
+                      <w:rFonts w:ascii="Arial" w:eastAsia="Noto Sans CJK TC" w:hAnsi="Arial"/>
                       <w:b w:val="false"/>
                       <w:bCs w:val="false"/>
                       <w:sz w:val="17"/>
@@ -4678,7 +4678,7 @@
               </w:tc>
               <w:tc>
                 <w:tcPr>
-                  <w:tcW w:type="dxa" w:w="454"/>
+                  <w:tcW w:type="dxa" w:w="510"/>
                   <w:tcBorders>
                     <w:top w:val="single" w:color="AAAAAA" w:sz="3"/>
                     <w:left w:val="single" w:color="AAAAAA" w:sz="3"/>
@@ -4701,7 +4701,7 @@
                   </w:pPr>
                   <w:r>
                     <w:rPr>
-                      <w:rFonts w:ascii="Arial" w:eastAsia="Microsoft JhengHei" w:hAnsi="Arial"/>
+                      <w:rFonts w:ascii="Arial" w:eastAsia="Noto Sans CJK TC" w:hAnsi="Arial"/>
                       <w:b/>
                       <w:bCs/>
                       <w:color w:val="FFFFFF"/>
@@ -4714,7 +4714,7 @@
               </w:tc>
               <w:tc>
                 <w:tcPr>
-                  <w:tcW w:type="dxa" w:w="454"/>
+                  <w:tcW w:type="dxa" w:w="510"/>
                   <w:tcBorders>
                     <w:top w:val="single" w:color="AAAAAA" w:sz="3"/>
                     <w:left w:val="single" w:color="AAAAAA" w:sz="3"/>
@@ -4737,7 +4737,7 @@
                   </w:pPr>
                   <w:r>
                     <w:rPr>
-                      <w:rFonts w:ascii="Arial" w:eastAsia="Microsoft JhengHei" w:hAnsi="Arial"/>
+                      <w:rFonts w:ascii="Arial" w:eastAsia="Noto Sans CJK TC" w:hAnsi="Arial"/>
                       <w:b/>
                       <w:bCs/>
                       <w:color w:val="FFFFFF"/>
@@ -4750,7 +4750,7 @@
               </w:tc>
               <w:tc>
                 <w:tcPr>
-                  <w:tcW w:type="dxa" w:w="454"/>
+                  <w:tcW w:type="dxa" w:w="510"/>
                   <w:tcBorders>
                     <w:top w:val="single" w:color="AAAAAA" w:sz="3"/>
                     <w:left w:val="single" w:color="AAAAAA" w:sz="3"/>
@@ -4773,7 +4773,7 @@
                   </w:pPr>
                   <w:r>
                     <w:rPr>
-                      <w:rFonts w:ascii="Arial" w:eastAsia="Microsoft JhengHei" w:hAnsi="Arial"/>
+                      <w:rFonts w:ascii="Arial" w:eastAsia="Noto Sans CJK TC" w:hAnsi="Arial"/>
                       <w:b/>
                       <w:bCs/>
                       <w:color w:val="FFFFFF"/>
@@ -4839,7 +4839,7 @@
             </w:pPr>
             <w:r>
               <w:rPr>
-                <w:rFonts w:ascii="Arial" w:eastAsia="Microsoft JhengHei" w:hAnsi="Arial"/>
+                <w:rFonts w:ascii="Arial" w:eastAsia="Noto Sans CJK TC" w:hAnsi="Arial"/>
                 <w:b/>
                 <w:bCs/>
                 <w:sz w:val="14"/>
@@ -4901,7 +4901,7 @@
             </w:pPr>
             <w:r>
               <w:rPr>
-                <w:rFonts w:ascii="Arial" w:eastAsia="Microsoft JhengHei" w:hAnsi="Arial"/>
+                <w:rFonts w:ascii="Arial" w:eastAsia="Noto Sans CJK TC" w:hAnsi="Arial"/>
                 <w:b/>
                 <w:bCs/>
                 <w:sz w:val="14"/>
@@ -4919,7 +4919,7 @@
       </w:pPr>
       <w:r>
         <w:rPr>
-          <w:rFonts w:ascii="Arial" w:eastAsia="Microsoft JhengHei" w:hAnsi="Arial"/>
+          <w:rFonts w:ascii="Arial" w:eastAsia="Noto Sans CJK TC" w:hAnsi="Arial"/>
           <w:sz w:val="2"/>
           <w:szCs w:val="2"/>
         </w:rPr>
@@ -4967,7 +4967,7 @@
             </w:pPr>
             <w:r>
               <w:rPr>
-                <w:rFonts w:ascii="Arial" w:eastAsia="Microsoft JhengHei" w:hAnsi="Arial"/>
+                <w:rFonts w:ascii="Arial" w:eastAsia="Noto Sans CJK TC" w:hAnsi="Arial"/>
                 <w:b/>
                 <w:bCs/>
                 <w:sz w:val="17"/>
@@ -5163,7 +5163,7 @@
   <w:docDefaults>
     <w:rPrDefault>
       <w:rPr>
-        <w:rFonts w:ascii="Arial" w:eastAsia="Microsoft JhengHei" w:hAnsi="Arial"/>
+        <w:rFonts w:ascii="Arial" w:eastAsia="Noto Sans CJK TC" w:hAnsi="Arial"/>
         <w:sz w:val="16"/>
         <w:szCs w:val="16"/>
       </w:rPr>

--- a/scripts/word-templates/entrepreneur.docx
+++ b/scripts/word-templates/entrepreneur.docx
@@ -649,6 +649,7 @@
                 <w:insideH w:val="single" w:color="auto" w:sz="4"/>
                 <w:insideV w:val="single" w:color="auto" w:sz="4"/>
               </w:tblBorders>
+              <w:tblCaption w:val="{{填滿:148}}"/>
             </w:tblPr>
             <w:tblGrid>
               <w:gridCol w:w="680"/>
@@ -4979,6 +4980,19 @@
         </w:tc>
       </w:tr>
     </w:tbl>
+    <w:p>
+      <w:pPr>
+        <w:spacing w:after="0" w:before="0" w:line="20"/>
+      </w:pPr>
+      <w:r>
+        <w:rPr>
+          <w:rFonts w:ascii="Arial" w:eastAsia="Noto Sans CJK TC" w:hAnsi="Arial"/>
+          <w:sz w:val="2"/>
+          <w:szCs w:val="2"/>
+        </w:rPr>
+        <w:t xml:space="preserve"/>
+      </w:r>
+    </w:p>
     <w:sectPr>
       <w:pgSz w:w="11906" w:h="16838" w:orient="portrait"/>
       <w:pgMar w:top="567" w:right="907" w:bottom="567" w:left="907" w:header="708" w:footer="708" w:gutter="0"/>
